--- a/2/LR2_Daniuk.docx
+++ b/2/LR2_Daniuk.docx
@@ -1,6 +1,6 @@
 
 <file path=word/document.xml><?xml version="1.0" encoding="utf-8"?>
-<w:document xmlns:wpc="http://schemas.microsoft.com/office/word/2010/wordprocessingCanvas" xmlns:cx="http://schemas.microsoft.com/office/drawing/2014/chartex" xmlns:cx1="http://schemas.microsoft.com/office/drawing/2015/9/8/chartex" xmlns:cx2="http://schemas.microsoft.com/office/drawing/2015/10/21/chartex" xmlns:cx3="http://schemas.microsoft.com/office/drawing/2016/5/9/chartex" xmlns:cx4="http://schemas.microsoft.com/office/drawing/2016/5/10/chartex" xmlns:cx5="http://schemas.microsoft.com/office/drawing/2016/5/11/chartex" xmlns:cx6="http://schemas.microsoft.com/office/drawing/2016/5/12/chartex" xmlns:cx7="http://schemas.microsoft.com/office/drawing/2016/5/13/chartex" xmlns:cx8="http://schemas.microsoft.com/office/drawing/2016/5/14/chartex" xmlns:mc="http://schemas.openxmlformats.org/markup-compatibility/2006" xmlns:aink="http://schemas.microsoft.com/office/drawing/2016/ink" xmlns:am3d="http://schemas.microsoft.com/office/drawing/2017/model3d" xmlns:o="urn:schemas-microsoft-com:office:office" xmlns:r="http://schemas.openxmlformats.org/officeDocument/2006/relationships" xmlns:m="http://schemas.openxmlformats.org/officeDocument/2006/math" xmlns:v="urn:schemas-microsoft-com:vml" xmlns:wp14="http://schemas.microsoft.com/office/word/2010/wordprocessingDrawing" xmlns:wp="http://schemas.openxmlformats.org/drawingml/2006/wordprocessingDrawing" xmlns:w10="urn:schemas-microsoft-com:office:word" xmlns:w="http://schemas.openxmlformats.org/wordprocessingml/2006/main" xmlns:w14="http://schemas.microsoft.com/office/word/2010/wordml" xmlns:w15="http://schemas.microsoft.com/office/word/2012/wordml" xmlns:w16cex="http://schemas.microsoft.com/office/word/2018/wordml/cex" xmlns:w16cid="http://schemas.microsoft.com/office/word/2016/wordml/cid" xmlns:w16="http://schemas.microsoft.com/office/word/2018/wordml" xmlns:w16se="http://schemas.microsoft.com/office/word/2015/wordml/symex" xmlns:wpg="http://schemas.microsoft.com/office/word/2010/wordprocessingGroup" xmlns:wpi="http://schemas.microsoft.com/office/word/2010/wordprocessingInk" xmlns:wne="http://schemas.microsoft.com/office/word/2006/wordml" xmlns:wps="http://schemas.microsoft.com/office/word/2010/wordprocessingShape" mc:Ignorable="w14 w15 w16se w16cid w16 w16cex wp14">
+<w:document xmlns:wpc="http://schemas.microsoft.com/office/word/2010/wordprocessingCanvas" xmlns:cx="http://schemas.microsoft.com/office/drawing/2014/chartex" xmlns:cx1="http://schemas.microsoft.com/office/drawing/2015/9/8/chartex" xmlns:cx2="http://schemas.microsoft.com/office/drawing/2015/10/21/chartex" xmlns:cx3="http://schemas.microsoft.com/office/drawing/2016/5/9/chartex" xmlns:cx4="http://schemas.microsoft.com/office/drawing/2016/5/10/chartex" xmlns:cx5="http://schemas.microsoft.com/office/drawing/2016/5/11/chartex" xmlns:cx6="http://schemas.microsoft.com/office/drawing/2016/5/12/chartex" xmlns:cx7="http://schemas.microsoft.com/office/drawing/2016/5/13/chartex" xmlns:cx8="http://schemas.microsoft.com/office/drawing/2016/5/14/chartex" xmlns:mc="http://schemas.openxmlformats.org/markup-compatibility/2006" xmlns:aink="http://schemas.microsoft.com/office/drawing/2016/ink" xmlns:am3d="http://schemas.microsoft.com/office/drawing/2017/model3d" xmlns:o="urn:schemas-microsoft-com:office:office" xmlns:r="http://schemas.openxmlformats.org/officeDocument/2006/relationships" xmlns:m="http://schemas.openxmlformats.org/officeDocument/2006/math" xmlns:v="urn:schemas-microsoft-com:vml" xmlns:wp14="http://schemas.microsoft.com/office/word/2010/wordprocessingDrawing" xmlns:wp="http://schemas.openxmlformats.org/drawingml/2006/wordprocessingDrawing" xmlns:w10="urn:schemas-microsoft-com:office:word" xmlns:w="http://schemas.openxmlformats.org/wordprocessingml/2006/main" xmlns:w14="http://schemas.microsoft.com/office/word/2010/wordml" xmlns:w15="http://schemas.microsoft.com/office/word/2012/wordml" xmlns:w16cex="http://schemas.microsoft.com/office/word/2018/wordml/cex" xmlns:w16cid="http://schemas.microsoft.com/office/word/2016/wordml/cid" xmlns:w16="http://schemas.microsoft.com/office/word/2018/wordml" xmlns:w16sdtdh="http://schemas.microsoft.com/office/word/2020/wordml/sdtdatahash" xmlns:w16se="http://schemas.microsoft.com/office/word/2015/wordml/symex" xmlns:wpg="http://schemas.microsoft.com/office/word/2010/wordprocessingGroup" xmlns:wpi="http://schemas.microsoft.com/office/word/2010/wordprocessingInk" xmlns:wne="http://schemas.microsoft.com/office/word/2006/wordml" xmlns:wps="http://schemas.microsoft.com/office/word/2010/wordprocessingShape" mc:Ignorable="w14 w15 w16se w16cid w16 w16cex w16sdtdh wp14">
   <w:body>
     <w:p>
       <w:pPr>
@@ -208,7 +208,7 @@
           <w:sz w:val="28"/>
           <w:szCs w:val="28"/>
           <w:highlight w:val="white"/>
-          <w:lang w:val="en-US"/>
+          <w:lang w:val="ru-RU"/>
         </w:rPr>
       </w:pPr>
       <w:r>
@@ -227,7 +227,7 @@
           <w:sz w:val="28"/>
           <w:szCs w:val="28"/>
           <w:highlight w:val="white"/>
-          <w:lang w:val="en-US"/>
+          <w:lang w:val="ru-RU"/>
         </w:rPr>
         <w:t>2</w:t>
       </w:r>
@@ -321,40 +321,16 @@
         </w:rPr>
         <w:t>«</w:t>
       </w:r>
-      <w:proofErr w:type="spellStart"/>
       <w:r>
         <w:rPr>
           <w:rFonts w:ascii="Times New Roman" w:eastAsia="Times New Roman" w:hAnsi="Times New Roman" w:cs="Times New Roman"/>
           <w:b/>
           <w:sz w:val="28"/>
           <w:szCs w:val="28"/>
-          <w:lang w:val="en-US"/>
-        </w:rPr>
-        <w:t>Робота</w:t>
-      </w:r>
-      <w:proofErr w:type="spellEnd"/>
-      <w:r>
-        <w:rPr>
-          <w:rFonts w:ascii="Times New Roman" w:eastAsia="Times New Roman" w:hAnsi="Times New Roman" w:cs="Times New Roman"/>
-          <w:b/>
-          <w:sz w:val="28"/>
-          <w:szCs w:val="28"/>
-          <w:lang w:val="en-US"/>
-        </w:rPr>
-        <w:t xml:space="preserve"> з </w:t>
-      </w:r>
-      <w:proofErr w:type="spellStart"/>
-      <w:r>
-        <w:rPr>
-          <w:rFonts w:ascii="Times New Roman" w:eastAsia="Times New Roman" w:hAnsi="Times New Roman" w:cs="Times New Roman"/>
-          <w:b/>
-          <w:sz w:val="28"/>
-          <w:szCs w:val="28"/>
-          <w:lang w:val="en-US"/>
-        </w:rPr>
-        <w:t>класами</w:t>
-      </w:r>
-      <w:proofErr w:type="spellEnd"/>
+          <w:lang w:val="ru-RU"/>
+        </w:rPr>
+        <w:t>Робота з класами</w:t>
+      </w:r>
       <w:r>
         <w:rPr>
           <w:rFonts w:ascii="Times New Roman" w:eastAsia="Times New Roman" w:hAnsi="Times New Roman" w:cs="Times New Roman"/>
@@ -436,7 +412,7 @@
           <w:color w:val="000000"/>
           <w:sz w:val="28"/>
           <w:szCs w:val="28"/>
-          <w:lang w:val="en-US"/>
+          <w:lang w:val="ru-RU"/>
         </w:rPr>
         <w:t>11</w:t>
       </w:r>
@@ -662,7 +638,7 @@
           <w:color w:val="000000"/>
           <w:sz w:val="28"/>
           <w:szCs w:val="28"/>
-          <w:lang w:val="en-US"/>
+          <w:lang w:val="ru-RU"/>
         </w:rPr>
       </w:pPr>
       <w:r>
@@ -685,7 +661,7 @@
           <w:color w:val="000000"/>
           <w:sz w:val="28"/>
           <w:szCs w:val="28"/>
-          <w:lang w:val="en-US"/>
+          <w:lang w:val="ru-RU"/>
         </w:rPr>
         <w:t>2</w:t>
       </w:r>
@@ -877,7 +853,7 @@
           <w:color w:val="000000"/>
           <w:sz w:val="28"/>
           <w:szCs w:val="28"/>
-          <w:lang w:val="en-US"/>
+          <w:lang w:val="ru-RU"/>
         </w:rPr>
         <w:t xml:space="preserve"> </w:t>
       </w:r>
@@ -896,7 +872,7 @@
           <w:color w:val="000000"/>
           <w:sz w:val="28"/>
           <w:szCs w:val="28"/>
-          <w:lang w:val="en-US"/>
+          <w:lang w:val="ru-RU"/>
         </w:rPr>
         <w:t xml:space="preserve"> </w:t>
       </w:r>
@@ -915,7 +891,7 @@
           <w:color w:val="000000"/>
           <w:sz w:val="28"/>
           <w:szCs w:val="28"/>
-          <w:lang w:val="en-US"/>
+          <w:lang w:val="ru-RU"/>
         </w:rPr>
         <w:t xml:space="preserve"> </w:t>
       </w:r>
@@ -934,7 +910,6 @@
           <w:color w:val="000000"/>
           <w:sz w:val="28"/>
           <w:szCs w:val="28"/>
-          <w:lang w:val="en-US"/>
         </w:rPr>
         <w:t xml:space="preserve"> </w:t>
       </w:r>
@@ -953,7 +928,6 @@
           <w:color w:val="000000"/>
           <w:sz w:val="28"/>
           <w:szCs w:val="28"/>
-          <w:lang w:val="en-US"/>
         </w:rPr>
         <w:t xml:space="preserve"> </w:t>
       </w:r>
@@ -972,7 +946,6 @@
           <w:color w:val="000000"/>
           <w:sz w:val="28"/>
           <w:szCs w:val="28"/>
-          <w:lang w:val="en-US"/>
         </w:rPr>
         <w:t xml:space="preserve"> </w:t>
       </w:r>
@@ -1107,7 +1080,7 @@
           <w:color w:val="000000"/>
           <w:sz w:val="28"/>
           <w:szCs w:val="28"/>
-          <w:lang w:val="en-US"/>
+          <w:lang w:val="ru-RU"/>
         </w:rPr>
         <w:t xml:space="preserve"> </w:t>
       </w:r>
@@ -1126,7 +1099,7 @@
           <w:color w:val="000000"/>
           <w:sz w:val="28"/>
           <w:szCs w:val="28"/>
-          <w:lang w:val="en-US"/>
+          <w:lang w:val="ru-RU"/>
         </w:rPr>
         <w:t xml:space="preserve"> </w:t>
       </w:r>
@@ -3646,7 +3619,7 @@
           <w:bCs/>
           <w:sz w:val="18"/>
           <w:szCs w:val="18"/>
-          <w:lang w:val="en-US"/>
+          <w:lang w:val="ru-RU"/>
         </w:rPr>
       </w:pPr>
       <w:r>
@@ -3668,7 +3641,405 @@
           <w:szCs w:val="18"/>
           <w:lang w:val="en-US"/>
         </w:rPr>
-        <w:t>books.add</w:t>
+        <w:t>books</w:t>
+      </w:r>
+      <w:proofErr w:type="spellEnd"/>
+      <w:r>
+        <w:rPr>
+          <w:rFonts w:ascii="Times New Roman" w:eastAsia="Times New Roman" w:hAnsi="Times New Roman" w:cs="Times New Roman"/>
+          <w:bCs/>
+          <w:sz w:val="18"/>
+          <w:szCs w:val="18"/>
+          <w:lang w:val="ru-RU"/>
+        </w:rPr>
+        <w:t>.</w:t>
+      </w:r>
+      <w:proofErr w:type="spellStart"/>
+      <w:r>
+        <w:rPr>
+          <w:rFonts w:ascii="Times New Roman" w:eastAsia="Times New Roman" w:hAnsi="Times New Roman" w:cs="Times New Roman"/>
+          <w:bCs/>
+          <w:sz w:val="18"/>
+          <w:szCs w:val="18"/>
+          <w:lang w:val="en-US"/>
+        </w:rPr>
+        <w:t>add</w:t>
+      </w:r>
+      <w:proofErr w:type="spellEnd"/>
+      <w:r>
+        <w:rPr>
+          <w:rFonts w:ascii="Times New Roman" w:eastAsia="Times New Roman" w:hAnsi="Times New Roman" w:cs="Times New Roman"/>
+          <w:bCs/>
+          <w:sz w:val="18"/>
+          <w:szCs w:val="18"/>
+          <w:lang w:val="ru-RU"/>
+        </w:rPr>
+        <w:t>(</w:t>
+      </w:r>
+      <w:r>
+        <w:rPr>
+          <w:rFonts w:ascii="Times New Roman" w:eastAsia="Times New Roman" w:hAnsi="Times New Roman" w:cs="Times New Roman"/>
+          <w:bCs/>
+          <w:sz w:val="18"/>
+          <w:szCs w:val="18"/>
+          <w:lang w:val="en-US"/>
+        </w:rPr>
+        <w:t>book</w:t>
+      </w:r>
+      <w:r>
+        <w:rPr>
+          <w:rFonts w:ascii="Times New Roman" w:eastAsia="Times New Roman" w:hAnsi="Times New Roman" w:cs="Times New Roman"/>
+          <w:bCs/>
+          <w:sz w:val="18"/>
+          <w:szCs w:val="18"/>
+          <w:lang w:val="ru-RU"/>
+        </w:rPr>
+        <w:t>);</w:t>
+      </w:r>
+    </w:p>
+    <w:p>
+      <w:pPr>
+        <w:spacing w:after="0" w:line="240" w:lineRule="auto"/>
+        <w:rPr>
+          <w:rFonts w:ascii="Times New Roman" w:eastAsia="Times New Roman" w:hAnsi="Times New Roman" w:cs="Times New Roman"/>
+          <w:bCs/>
+          <w:sz w:val="18"/>
+          <w:szCs w:val="18"/>
+          <w:lang w:val="ru-RU"/>
+        </w:rPr>
+      </w:pPr>
+      <w:r>
+        <w:rPr>
+          <w:rFonts w:ascii="Times New Roman" w:eastAsia="Times New Roman" w:hAnsi="Times New Roman" w:cs="Times New Roman"/>
+          <w:bCs/>
+          <w:sz w:val="18"/>
+          <w:szCs w:val="18"/>
+          <w:lang w:val="ru-RU"/>
+        </w:rPr>
+        <w:t xml:space="preserve">    }</w:t>
+      </w:r>
+    </w:p>
+    <w:p>
+      <w:pPr>
+        <w:spacing w:after="0" w:line="240" w:lineRule="auto"/>
+        <w:rPr>
+          <w:rFonts w:ascii="Times New Roman" w:eastAsia="Times New Roman" w:hAnsi="Times New Roman" w:cs="Times New Roman"/>
+          <w:bCs/>
+          <w:sz w:val="18"/>
+          <w:szCs w:val="18"/>
+          <w:lang w:val="ru-RU"/>
+        </w:rPr>
+      </w:pPr>
+    </w:p>
+    <w:p>
+      <w:pPr>
+        <w:spacing w:after="0" w:line="240" w:lineRule="auto"/>
+        <w:rPr>
+          <w:rFonts w:ascii="Times New Roman" w:eastAsia="Times New Roman" w:hAnsi="Times New Roman" w:cs="Times New Roman"/>
+          <w:bCs/>
+          <w:sz w:val="18"/>
+          <w:szCs w:val="18"/>
+          <w:lang w:val="ru-RU"/>
+        </w:rPr>
+      </w:pPr>
+      <w:r>
+        <w:rPr>
+          <w:rFonts w:ascii="Times New Roman" w:eastAsia="Times New Roman" w:hAnsi="Times New Roman" w:cs="Times New Roman"/>
+          <w:bCs/>
+          <w:sz w:val="18"/>
+          <w:szCs w:val="18"/>
+          <w:lang w:val="ru-RU"/>
+        </w:rPr>
+        <w:t xml:space="preserve">    // а) книги заданого автора</w:t>
+      </w:r>
+    </w:p>
+    <w:p>
+      <w:pPr>
+        <w:spacing w:after="0" w:line="240" w:lineRule="auto"/>
+        <w:rPr>
+          <w:rFonts w:ascii="Times New Roman" w:eastAsia="Times New Roman" w:hAnsi="Times New Roman" w:cs="Times New Roman"/>
+          <w:bCs/>
+          <w:sz w:val="18"/>
+          <w:szCs w:val="18"/>
+          <w:lang w:val="en-US"/>
+        </w:rPr>
+      </w:pPr>
+      <w:r>
+        <w:rPr>
+          <w:rFonts w:ascii="Times New Roman" w:eastAsia="Times New Roman" w:hAnsi="Times New Roman" w:cs="Times New Roman"/>
+          <w:bCs/>
+          <w:sz w:val="18"/>
+          <w:szCs w:val="18"/>
+          <w:lang w:val="ru-RU"/>
+        </w:rPr>
+        <w:t xml:space="preserve">    </w:t>
+      </w:r>
+      <w:r>
+        <w:rPr>
+          <w:rFonts w:ascii="Times New Roman" w:eastAsia="Times New Roman" w:hAnsi="Times New Roman" w:cs="Times New Roman"/>
+          <w:bCs/>
+          <w:sz w:val="18"/>
+          <w:szCs w:val="18"/>
+          <w:lang w:val="en-US"/>
+        </w:rPr>
+        <w:t xml:space="preserve">public List&lt;Book&gt; </w:t>
+      </w:r>
+      <w:proofErr w:type="spellStart"/>
+      <w:proofErr w:type="gramStart"/>
+      <w:r>
+        <w:rPr>
+          <w:rFonts w:ascii="Times New Roman" w:eastAsia="Times New Roman" w:hAnsi="Times New Roman" w:cs="Times New Roman"/>
+          <w:bCs/>
+          <w:sz w:val="18"/>
+          <w:szCs w:val="18"/>
+          <w:lang w:val="en-US"/>
+        </w:rPr>
+        <w:t>getBooksByAuthor</w:t>
+      </w:r>
+      <w:proofErr w:type="spellEnd"/>
+      <w:r>
+        <w:rPr>
+          <w:rFonts w:ascii="Times New Roman" w:eastAsia="Times New Roman" w:hAnsi="Times New Roman" w:cs="Times New Roman"/>
+          <w:bCs/>
+          <w:sz w:val="18"/>
+          <w:szCs w:val="18"/>
+          <w:lang w:val="en-US"/>
+        </w:rPr>
+        <w:t>(</w:t>
+      </w:r>
+      <w:proofErr w:type="gramEnd"/>
+      <w:r>
+        <w:rPr>
+          <w:rFonts w:ascii="Times New Roman" w:eastAsia="Times New Roman" w:hAnsi="Times New Roman" w:cs="Times New Roman"/>
+          <w:bCs/>
+          <w:sz w:val="18"/>
+          <w:szCs w:val="18"/>
+          <w:lang w:val="en-US"/>
+        </w:rPr>
+        <w:t>String author) {</w:t>
+      </w:r>
+    </w:p>
+    <w:p>
+      <w:pPr>
+        <w:spacing w:after="0" w:line="240" w:lineRule="auto"/>
+        <w:rPr>
+          <w:rFonts w:ascii="Times New Roman" w:eastAsia="Times New Roman" w:hAnsi="Times New Roman" w:cs="Times New Roman"/>
+          <w:bCs/>
+          <w:sz w:val="18"/>
+          <w:szCs w:val="18"/>
+          <w:lang w:val="en-US"/>
+        </w:rPr>
+      </w:pPr>
+      <w:r>
+        <w:rPr>
+          <w:rFonts w:ascii="Times New Roman" w:eastAsia="Times New Roman" w:hAnsi="Times New Roman" w:cs="Times New Roman"/>
+          <w:bCs/>
+          <w:sz w:val="18"/>
+          <w:szCs w:val="18"/>
+          <w:lang w:val="en-US"/>
+        </w:rPr>
+        <w:t xml:space="preserve">        List&lt;Book&gt; result = new </w:t>
+      </w:r>
+      <w:proofErr w:type="spellStart"/>
+      <w:r>
+        <w:rPr>
+          <w:rFonts w:ascii="Times New Roman" w:eastAsia="Times New Roman" w:hAnsi="Times New Roman" w:cs="Times New Roman"/>
+          <w:bCs/>
+          <w:sz w:val="18"/>
+          <w:szCs w:val="18"/>
+          <w:lang w:val="en-US"/>
+        </w:rPr>
+        <w:t>ArrayList</w:t>
+      </w:r>
+      <w:proofErr w:type="spellEnd"/>
+      <w:r>
+        <w:rPr>
+          <w:rFonts w:ascii="Times New Roman" w:eastAsia="Times New Roman" w:hAnsi="Times New Roman" w:cs="Times New Roman"/>
+          <w:bCs/>
+          <w:sz w:val="18"/>
+          <w:szCs w:val="18"/>
+          <w:lang w:val="en-US"/>
+        </w:rPr>
+        <w:t>&lt;</w:t>
+      </w:r>
+      <w:proofErr w:type="gramStart"/>
+      <w:r>
+        <w:rPr>
+          <w:rFonts w:ascii="Times New Roman" w:eastAsia="Times New Roman" w:hAnsi="Times New Roman" w:cs="Times New Roman"/>
+          <w:bCs/>
+          <w:sz w:val="18"/>
+          <w:szCs w:val="18"/>
+          <w:lang w:val="en-US"/>
+        </w:rPr>
+        <w:t>&gt;(</w:t>
+      </w:r>
+      <w:proofErr w:type="gramEnd"/>
+      <w:r>
+        <w:rPr>
+          <w:rFonts w:ascii="Times New Roman" w:eastAsia="Times New Roman" w:hAnsi="Times New Roman" w:cs="Times New Roman"/>
+          <w:bCs/>
+          <w:sz w:val="18"/>
+          <w:szCs w:val="18"/>
+          <w:lang w:val="en-US"/>
+        </w:rPr>
+        <w:t>);</w:t>
+      </w:r>
+    </w:p>
+    <w:p>
+      <w:pPr>
+        <w:spacing w:after="0" w:line="240" w:lineRule="auto"/>
+        <w:rPr>
+          <w:rFonts w:ascii="Times New Roman" w:eastAsia="Times New Roman" w:hAnsi="Times New Roman" w:cs="Times New Roman"/>
+          <w:bCs/>
+          <w:sz w:val="18"/>
+          <w:szCs w:val="18"/>
+          <w:lang w:val="en-US"/>
+        </w:rPr>
+      </w:pPr>
+      <w:r>
+        <w:rPr>
+          <w:rFonts w:ascii="Times New Roman" w:eastAsia="Times New Roman" w:hAnsi="Times New Roman" w:cs="Times New Roman"/>
+          <w:bCs/>
+          <w:sz w:val="18"/>
+          <w:szCs w:val="18"/>
+          <w:lang w:val="en-US"/>
+        </w:rPr>
+        <w:t xml:space="preserve">        for (Book </w:t>
+      </w:r>
+      <w:proofErr w:type="spellStart"/>
+      <w:proofErr w:type="gramStart"/>
+      <w:r>
+        <w:rPr>
+          <w:rFonts w:ascii="Times New Roman" w:eastAsia="Times New Roman" w:hAnsi="Times New Roman" w:cs="Times New Roman"/>
+          <w:bCs/>
+          <w:sz w:val="18"/>
+          <w:szCs w:val="18"/>
+          <w:lang w:val="en-US"/>
+        </w:rPr>
+        <w:t>book</w:t>
+      </w:r>
+      <w:proofErr w:type="spellEnd"/>
+      <w:r>
+        <w:rPr>
+          <w:rFonts w:ascii="Times New Roman" w:eastAsia="Times New Roman" w:hAnsi="Times New Roman" w:cs="Times New Roman"/>
+          <w:bCs/>
+          <w:sz w:val="18"/>
+          <w:szCs w:val="18"/>
+          <w:lang w:val="en-US"/>
+        </w:rPr>
+        <w:t xml:space="preserve"> :</w:t>
+      </w:r>
+      <w:proofErr w:type="gramEnd"/>
+      <w:r>
+        <w:rPr>
+          <w:rFonts w:ascii="Times New Roman" w:eastAsia="Times New Roman" w:hAnsi="Times New Roman" w:cs="Times New Roman"/>
+          <w:bCs/>
+          <w:sz w:val="18"/>
+          <w:szCs w:val="18"/>
+          <w:lang w:val="en-US"/>
+        </w:rPr>
+        <w:t xml:space="preserve"> books) {</w:t>
+      </w:r>
+    </w:p>
+    <w:p>
+      <w:pPr>
+        <w:spacing w:after="0" w:line="240" w:lineRule="auto"/>
+        <w:rPr>
+          <w:rFonts w:ascii="Times New Roman" w:eastAsia="Times New Roman" w:hAnsi="Times New Roman" w:cs="Times New Roman"/>
+          <w:bCs/>
+          <w:sz w:val="18"/>
+          <w:szCs w:val="18"/>
+          <w:lang w:val="en-US"/>
+        </w:rPr>
+      </w:pPr>
+      <w:r>
+        <w:rPr>
+          <w:rFonts w:ascii="Times New Roman" w:eastAsia="Times New Roman" w:hAnsi="Times New Roman" w:cs="Times New Roman"/>
+          <w:bCs/>
+          <w:sz w:val="18"/>
+          <w:szCs w:val="18"/>
+          <w:lang w:val="en-US"/>
+        </w:rPr>
+        <w:t xml:space="preserve">            if (</w:t>
+      </w:r>
+      <w:proofErr w:type="spellStart"/>
+      <w:proofErr w:type="gramStart"/>
+      <w:r>
+        <w:rPr>
+          <w:rFonts w:ascii="Times New Roman" w:eastAsia="Times New Roman" w:hAnsi="Times New Roman" w:cs="Times New Roman"/>
+          <w:bCs/>
+          <w:sz w:val="18"/>
+          <w:szCs w:val="18"/>
+          <w:lang w:val="en-US"/>
+        </w:rPr>
+        <w:t>book.getAuthor</w:t>
+      </w:r>
+      <w:proofErr w:type="spellEnd"/>
+      <w:proofErr w:type="gramEnd"/>
+      <w:r>
+        <w:rPr>
+          <w:rFonts w:ascii="Times New Roman" w:eastAsia="Times New Roman" w:hAnsi="Times New Roman" w:cs="Times New Roman"/>
+          <w:bCs/>
+          <w:sz w:val="18"/>
+          <w:szCs w:val="18"/>
+          <w:lang w:val="en-US"/>
+        </w:rPr>
+        <w:t>().</w:t>
+      </w:r>
+      <w:proofErr w:type="spellStart"/>
+      <w:r>
+        <w:rPr>
+          <w:rFonts w:ascii="Times New Roman" w:eastAsia="Times New Roman" w:hAnsi="Times New Roman" w:cs="Times New Roman"/>
+          <w:bCs/>
+          <w:sz w:val="18"/>
+          <w:szCs w:val="18"/>
+          <w:lang w:val="en-US"/>
+        </w:rPr>
+        <w:t>equalsIgnoreCase</w:t>
+      </w:r>
+      <w:proofErr w:type="spellEnd"/>
+      <w:r>
+        <w:rPr>
+          <w:rFonts w:ascii="Times New Roman" w:eastAsia="Times New Roman" w:hAnsi="Times New Roman" w:cs="Times New Roman"/>
+          <w:bCs/>
+          <w:sz w:val="18"/>
+          <w:szCs w:val="18"/>
+          <w:lang w:val="en-US"/>
+        </w:rPr>
+        <w:t>(author)) {</w:t>
+      </w:r>
+    </w:p>
+    <w:p>
+      <w:pPr>
+        <w:spacing w:after="0" w:line="240" w:lineRule="auto"/>
+        <w:rPr>
+          <w:rFonts w:ascii="Times New Roman" w:eastAsia="Times New Roman" w:hAnsi="Times New Roman" w:cs="Times New Roman"/>
+          <w:bCs/>
+          <w:sz w:val="18"/>
+          <w:szCs w:val="18"/>
+          <w:lang w:val="en-US"/>
+        </w:rPr>
+      </w:pPr>
+      <w:r>
+        <w:rPr>
+          <w:rFonts w:ascii="Times New Roman" w:eastAsia="Times New Roman" w:hAnsi="Times New Roman" w:cs="Times New Roman"/>
+          <w:bCs/>
+          <w:sz w:val="18"/>
+          <w:szCs w:val="18"/>
+          <w:lang w:val="en-US"/>
+        </w:rPr>
+        <w:t xml:space="preserve">                </w:t>
+      </w:r>
+      <w:proofErr w:type="spellStart"/>
+      <w:r>
+        <w:rPr>
+          <w:rFonts w:ascii="Times New Roman" w:eastAsia="Times New Roman" w:hAnsi="Times New Roman" w:cs="Times New Roman"/>
+          <w:bCs/>
+          <w:sz w:val="18"/>
+          <w:szCs w:val="18"/>
+          <w:lang w:val="en-US"/>
+        </w:rPr>
+        <w:t>result.add</w:t>
       </w:r>
       <w:proofErr w:type="spellEnd"/>
       <w:r>
@@ -3701,6 +4072,72 @@
           <w:szCs w:val="18"/>
           <w:lang w:val="en-US"/>
         </w:rPr>
+        <w:t xml:space="preserve">            }</w:t>
+      </w:r>
+    </w:p>
+    <w:p>
+      <w:pPr>
+        <w:spacing w:after="0" w:line="240" w:lineRule="auto"/>
+        <w:rPr>
+          <w:rFonts w:ascii="Times New Roman" w:eastAsia="Times New Roman" w:hAnsi="Times New Roman" w:cs="Times New Roman"/>
+          <w:bCs/>
+          <w:sz w:val="18"/>
+          <w:szCs w:val="18"/>
+          <w:lang w:val="en-US"/>
+        </w:rPr>
+      </w:pPr>
+      <w:r>
+        <w:rPr>
+          <w:rFonts w:ascii="Times New Roman" w:eastAsia="Times New Roman" w:hAnsi="Times New Roman" w:cs="Times New Roman"/>
+          <w:bCs/>
+          <w:sz w:val="18"/>
+          <w:szCs w:val="18"/>
+          <w:lang w:val="en-US"/>
+        </w:rPr>
+        <w:t xml:space="preserve">        }</w:t>
+      </w:r>
+    </w:p>
+    <w:p>
+      <w:pPr>
+        <w:spacing w:after="0" w:line="240" w:lineRule="auto"/>
+        <w:rPr>
+          <w:rFonts w:ascii="Times New Roman" w:eastAsia="Times New Roman" w:hAnsi="Times New Roman" w:cs="Times New Roman"/>
+          <w:bCs/>
+          <w:sz w:val="18"/>
+          <w:szCs w:val="18"/>
+          <w:lang w:val="en-US"/>
+        </w:rPr>
+      </w:pPr>
+      <w:r>
+        <w:rPr>
+          <w:rFonts w:ascii="Times New Roman" w:eastAsia="Times New Roman" w:hAnsi="Times New Roman" w:cs="Times New Roman"/>
+          <w:bCs/>
+          <w:sz w:val="18"/>
+          <w:szCs w:val="18"/>
+          <w:lang w:val="en-US"/>
+        </w:rPr>
+        <w:t xml:space="preserve">        return result;</w:t>
+      </w:r>
+    </w:p>
+    <w:p>
+      <w:pPr>
+        <w:spacing w:after="0" w:line="240" w:lineRule="auto"/>
+        <w:rPr>
+          <w:rFonts w:ascii="Times New Roman" w:eastAsia="Times New Roman" w:hAnsi="Times New Roman" w:cs="Times New Roman"/>
+          <w:bCs/>
+          <w:sz w:val="18"/>
+          <w:szCs w:val="18"/>
+          <w:lang w:val="en-US"/>
+        </w:rPr>
+      </w:pPr>
+      <w:r>
+        <w:rPr>
+          <w:rFonts w:ascii="Times New Roman" w:eastAsia="Times New Roman" w:hAnsi="Times New Roman" w:cs="Times New Roman"/>
+          <w:bCs/>
+          <w:sz w:val="18"/>
+          <w:szCs w:val="18"/>
+          <w:lang w:val="en-US"/>
+        </w:rPr>
         <w:t xml:space="preserve">    }</w:t>
       </w:r>
     </w:p>
@@ -3735,7 +4172,7 @@
           <w:szCs w:val="18"/>
           <w:lang w:val="en-US"/>
         </w:rPr>
-        <w:t xml:space="preserve">    // а) </w:t>
+        <w:t xml:space="preserve">    // b) </w:t>
       </w:r>
       <w:proofErr w:type="spellStart"/>
       <w:r>
@@ -3790,7 +4227,7 @@
           <w:szCs w:val="18"/>
           <w:lang w:val="en-US"/>
         </w:rPr>
-        <w:t>автора</w:t>
+        <w:t>видавництва</w:t>
       </w:r>
       <w:proofErr w:type="spellEnd"/>
     </w:p>
@@ -3825,7 +4262,7 @@
           <w:szCs w:val="18"/>
           <w:lang w:val="en-US"/>
         </w:rPr>
-        <w:t>getBooksByAuthor</w:t>
+        <w:t>getBooksByPublisher</w:t>
       </w:r>
       <w:proofErr w:type="spellEnd"/>
       <w:r>
@@ -3847,7 +4284,7 @@
           <w:szCs w:val="18"/>
           <w:lang w:val="en-US"/>
         </w:rPr>
-        <w:t>String author) {</w:t>
+        <w:t>String publisher) {</w:t>
       </w:r>
     </w:p>
     <w:p>
@@ -4003,7 +4440,7 @@
           <w:szCs w:val="18"/>
           <w:lang w:val="en-US"/>
         </w:rPr>
-        <w:t>book.getAuthor</w:t>
+        <w:t>book.getPublisher</w:t>
       </w:r>
       <w:proofErr w:type="spellEnd"/>
       <w:proofErr w:type="gramEnd"/>
@@ -4037,7 +4474,7 @@
           <w:szCs w:val="18"/>
           <w:lang w:val="en-US"/>
         </w:rPr>
-        <w:t>(author)) {</w:t>
+        <w:t>(publisher)) {</w:t>
       </w:r>
     </w:p>
     <w:p>
@@ -4203,7 +4640,7 @@
           <w:szCs w:val="18"/>
           <w:lang w:val="en-US"/>
         </w:rPr>
-        <w:t xml:space="preserve">    // b) </w:t>
+        <w:t xml:space="preserve">    // c) </w:t>
       </w:r>
       <w:proofErr w:type="spellStart"/>
       <w:r>
@@ -4236,6 +4673,28 @@
           <w:szCs w:val="18"/>
           <w:lang w:val="en-US"/>
         </w:rPr>
+        <w:t>після</w:t>
+      </w:r>
+      <w:proofErr w:type="spellEnd"/>
+      <w:r>
+        <w:rPr>
+          <w:rFonts w:ascii="Times New Roman" w:eastAsia="Times New Roman" w:hAnsi="Times New Roman" w:cs="Times New Roman"/>
+          <w:bCs/>
+          <w:sz w:val="18"/>
+          <w:szCs w:val="18"/>
+          <w:lang w:val="en-US"/>
+        </w:rPr>
+        <w:t xml:space="preserve"> </w:t>
+      </w:r>
+      <w:proofErr w:type="spellStart"/>
+      <w:r>
+        <w:rPr>
+          <w:rFonts w:ascii="Times New Roman" w:eastAsia="Times New Roman" w:hAnsi="Times New Roman" w:cs="Times New Roman"/>
+          <w:bCs/>
+          <w:sz w:val="18"/>
+          <w:szCs w:val="18"/>
+          <w:lang w:val="en-US"/>
+        </w:rPr>
         <w:t>заданого</w:t>
       </w:r>
       <w:proofErr w:type="spellEnd"/>
@@ -4258,7 +4717,7 @@
           <w:szCs w:val="18"/>
           <w:lang w:val="en-US"/>
         </w:rPr>
-        <w:t>видавництва</w:t>
+        <w:t>року</w:t>
       </w:r>
       <w:proofErr w:type="spellEnd"/>
     </w:p>
@@ -4293,7 +4752,7 @@
           <w:szCs w:val="18"/>
           <w:lang w:val="en-US"/>
         </w:rPr>
-        <w:t>getBooksByPublisher</w:t>
+        <w:t>getBooksAfterYear</w:t>
       </w:r>
       <w:proofErr w:type="spellEnd"/>
       <w:r>
@@ -4315,7 +4774,7 @@
           <w:szCs w:val="18"/>
           <w:lang w:val="en-US"/>
         </w:rPr>
-        <w:t>String publisher) {</w:t>
+        <w:t>int year) {</w:t>
       </w:r>
     </w:p>
     <w:p>
@@ -4471,7 +4930,7 @@
           <w:szCs w:val="18"/>
           <w:lang w:val="en-US"/>
         </w:rPr>
-        <w:t>book.getPublisher</w:t>
+        <w:t>book.getYear</w:t>
       </w:r>
       <w:proofErr w:type="spellEnd"/>
       <w:proofErr w:type="gramEnd"/>
@@ -4483,29 +4942,7 @@
           <w:szCs w:val="18"/>
           <w:lang w:val="en-US"/>
         </w:rPr>
-        <w:t>().</w:t>
-      </w:r>
-      <w:proofErr w:type="spellStart"/>
-      <w:r>
-        <w:rPr>
-          <w:rFonts w:ascii="Times New Roman" w:eastAsia="Times New Roman" w:hAnsi="Times New Roman" w:cs="Times New Roman"/>
-          <w:bCs/>
-          <w:sz w:val="18"/>
-          <w:szCs w:val="18"/>
-          <w:lang w:val="en-US"/>
-        </w:rPr>
-        <w:t>equalsIgnoreCase</w:t>
-      </w:r>
-      <w:proofErr w:type="spellEnd"/>
-      <w:r>
-        <w:rPr>
-          <w:rFonts w:ascii="Times New Roman" w:eastAsia="Times New Roman" w:hAnsi="Times New Roman" w:cs="Times New Roman"/>
-          <w:bCs/>
-          <w:sz w:val="18"/>
-          <w:szCs w:val="18"/>
-          <w:lang w:val="en-US"/>
-        </w:rPr>
-        <w:t>(publisher)) {</w:t>
+        <w:t>() &gt; year) {</w:t>
       </w:r>
     </w:p>
     <w:p>
@@ -4651,38 +5088,382 @@
           <w:lang w:val="en-US"/>
         </w:rPr>
       </w:pPr>
-    </w:p>
-    <w:p>
-      <w:pPr>
-        <w:spacing w:after="0" w:line="240" w:lineRule="auto"/>
-        <w:rPr>
-          <w:rFonts w:ascii="Times New Roman" w:eastAsia="Times New Roman" w:hAnsi="Times New Roman" w:cs="Times New Roman"/>
-          <w:bCs/>
-          <w:sz w:val="18"/>
-          <w:szCs w:val="18"/>
-          <w:lang w:val="en-US"/>
-        </w:rPr>
-      </w:pPr>
-      <w:r>
-        <w:rPr>
-          <w:rFonts w:ascii="Times New Roman" w:eastAsia="Times New Roman" w:hAnsi="Times New Roman" w:cs="Times New Roman"/>
-          <w:bCs/>
-          <w:sz w:val="18"/>
-          <w:szCs w:val="18"/>
-          <w:lang w:val="en-US"/>
-        </w:rPr>
-        <w:t xml:space="preserve">    // c) </w:t>
-      </w:r>
-      <w:proofErr w:type="spellStart"/>
-      <w:r>
-        <w:rPr>
-          <w:rFonts w:ascii="Times New Roman" w:eastAsia="Times New Roman" w:hAnsi="Times New Roman" w:cs="Times New Roman"/>
-          <w:bCs/>
-          <w:sz w:val="18"/>
-          <w:szCs w:val="18"/>
-          <w:lang w:val="en-US"/>
-        </w:rPr>
-        <w:t>книги</w:t>
+      <w:r>
+        <w:rPr>
+          <w:rFonts w:ascii="Times New Roman" w:eastAsia="Times New Roman" w:hAnsi="Times New Roman" w:cs="Times New Roman"/>
+          <w:bCs/>
+          <w:sz w:val="18"/>
+          <w:szCs w:val="18"/>
+          <w:lang w:val="en-US"/>
+        </w:rPr>
+        <w:t>}</w:t>
+      </w:r>
+    </w:p>
+    <w:p>
+      <w:pPr>
+        <w:spacing w:after="0" w:line="240" w:lineRule="auto"/>
+        <w:rPr>
+          <w:rFonts w:ascii="Times New Roman" w:eastAsia="Times New Roman" w:hAnsi="Times New Roman" w:cs="Times New Roman"/>
+          <w:bCs/>
+          <w:sz w:val="18"/>
+          <w:szCs w:val="18"/>
+          <w:lang w:val="en-US"/>
+        </w:rPr>
+      </w:pPr>
+      <w:r>
+        <w:rPr>
+          <w:rFonts w:ascii="Times New Roman" w:eastAsia="Times New Roman" w:hAnsi="Times New Roman" w:cs="Times New Roman"/>
+          <w:bCs/>
+          <w:sz w:val="18"/>
+          <w:szCs w:val="18"/>
+          <w:lang w:val="en-US"/>
+        </w:rPr>
+        <w:t>package Main;</w:t>
+      </w:r>
+    </w:p>
+    <w:p>
+      <w:pPr>
+        <w:spacing w:after="0" w:line="240" w:lineRule="auto"/>
+        <w:rPr>
+          <w:rFonts w:ascii="Times New Roman" w:eastAsia="Times New Roman" w:hAnsi="Times New Roman" w:cs="Times New Roman"/>
+          <w:bCs/>
+          <w:sz w:val="18"/>
+          <w:szCs w:val="18"/>
+          <w:lang w:val="en-US"/>
+        </w:rPr>
+      </w:pPr>
+    </w:p>
+    <w:p>
+      <w:pPr>
+        <w:spacing w:after="0" w:line="240" w:lineRule="auto"/>
+        <w:rPr>
+          <w:rFonts w:ascii="Times New Roman" w:eastAsia="Times New Roman" w:hAnsi="Times New Roman" w:cs="Times New Roman"/>
+          <w:bCs/>
+          <w:sz w:val="18"/>
+          <w:szCs w:val="18"/>
+          <w:lang w:val="en-US"/>
+        </w:rPr>
+      </w:pPr>
+      <w:r>
+        <w:rPr>
+          <w:rFonts w:ascii="Times New Roman" w:eastAsia="Times New Roman" w:hAnsi="Times New Roman" w:cs="Times New Roman"/>
+          <w:bCs/>
+          <w:sz w:val="18"/>
+          <w:szCs w:val="18"/>
+          <w:lang w:val="en-US"/>
+        </w:rPr>
+        <w:t xml:space="preserve">import </w:t>
+      </w:r>
+      <w:proofErr w:type="spellStart"/>
+      <w:r>
+        <w:rPr>
+          <w:rFonts w:ascii="Times New Roman" w:eastAsia="Times New Roman" w:hAnsi="Times New Roman" w:cs="Times New Roman"/>
+          <w:bCs/>
+          <w:sz w:val="18"/>
+          <w:szCs w:val="18"/>
+          <w:lang w:val="en-US"/>
+        </w:rPr>
+        <w:t>Models.Book</w:t>
+      </w:r>
+      <w:proofErr w:type="spellEnd"/>
+      <w:r>
+        <w:rPr>
+          <w:rFonts w:ascii="Times New Roman" w:eastAsia="Times New Roman" w:hAnsi="Times New Roman" w:cs="Times New Roman"/>
+          <w:bCs/>
+          <w:sz w:val="18"/>
+          <w:szCs w:val="18"/>
+          <w:lang w:val="en-US"/>
+        </w:rPr>
+        <w:t>;</w:t>
+      </w:r>
+    </w:p>
+    <w:p>
+      <w:pPr>
+        <w:spacing w:after="0" w:line="240" w:lineRule="auto"/>
+        <w:rPr>
+          <w:rFonts w:ascii="Times New Roman" w:eastAsia="Times New Roman" w:hAnsi="Times New Roman" w:cs="Times New Roman"/>
+          <w:bCs/>
+          <w:sz w:val="18"/>
+          <w:szCs w:val="18"/>
+          <w:lang w:val="en-US"/>
+        </w:rPr>
+      </w:pPr>
+      <w:r>
+        <w:rPr>
+          <w:rFonts w:ascii="Times New Roman" w:eastAsia="Times New Roman" w:hAnsi="Times New Roman" w:cs="Times New Roman"/>
+          <w:bCs/>
+          <w:sz w:val="18"/>
+          <w:szCs w:val="18"/>
+          <w:lang w:val="en-US"/>
+        </w:rPr>
+        <w:t xml:space="preserve">import </w:t>
+      </w:r>
+      <w:proofErr w:type="spellStart"/>
+      <w:r>
+        <w:rPr>
+          <w:rFonts w:ascii="Times New Roman" w:eastAsia="Times New Roman" w:hAnsi="Times New Roman" w:cs="Times New Roman"/>
+          <w:bCs/>
+          <w:sz w:val="18"/>
+          <w:szCs w:val="18"/>
+          <w:lang w:val="en-US"/>
+        </w:rPr>
+        <w:t>Models.Library</w:t>
+      </w:r>
+      <w:proofErr w:type="spellEnd"/>
+      <w:r>
+        <w:rPr>
+          <w:rFonts w:ascii="Times New Roman" w:eastAsia="Times New Roman" w:hAnsi="Times New Roman" w:cs="Times New Roman"/>
+          <w:bCs/>
+          <w:sz w:val="18"/>
+          <w:szCs w:val="18"/>
+          <w:lang w:val="en-US"/>
+        </w:rPr>
+        <w:t>;</w:t>
+      </w:r>
+    </w:p>
+    <w:p>
+      <w:pPr>
+        <w:spacing w:after="0" w:line="240" w:lineRule="auto"/>
+        <w:rPr>
+          <w:rFonts w:ascii="Times New Roman" w:eastAsia="Times New Roman" w:hAnsi="Times New Roman" w:cs="Times New Roman"/>
+          <w:bCs/>
+          <w:sz w:val="18"/>
+          <w:szCs w:val="18"/>
+          <w:lang w:val="en-US"/>
+        </w:rPr>
+      </w:pPr>
+    </w:p>
+    <w:p>
+      <w:pPr>
+        <w:spacing w:after="0" w:line="240" w:lineRule="auto"/>
+        <w:rPr>
+          <w:rFonts w:ascii="Times New Roman" w:eastAsia="Times New Roman" w:hAnsi="Times New Roman" w:cs="Times New Roman"/>
+          <w:bCs/>
+          <w:sz w:val="18"/>
+          <w:szCs w:val="18"/>
+          <w:lang w:val="en-US"/>
+        </w:rPr>
+      </w:pPr>
+      <w:r>
+        <w:rPr>
+          <w:rFonts w:ascii="Times New Roman" w:eastAsia="Times New Roman" w:hAnsi="Times New Roman" w:cs="Times New Roman"/>
+          <w:bCs/>
+          <w:sz w:val="18"/>
+          <w:szCs w:val="18"/>
+          <w:lang w:val="en-US"/>
+        </w:rPr>
+        <w:t>public class Main {</w:t>
+      </w:r>
+    </w:p>
+    <w:p>
+      <w:pPr>
+        <w:spacing w:after="0" w:line="240" w:lineRule="auto"/>
+        <w:rPr>
+          <w:rFonts w:ascii="Times New Roman" w:eastAsia="Times New Roman" w:hAnsi="Times New Roman" w:cs="Times New Roman"/>
+          <w:bCs/>
+          <w:sz w:val="18"/>
+          <w:szCs w:val="18"/>
+          <w:lang w:val="en-US"/>
+        </w:rPr>
+      </w:pPr>
+      <w:r>
+        <w:rPr>
+          <w:rFonts w:ascii="Times New Roman" w:eastAsia="Times New Roman" w:hAnsi="Times New Roman" w:cs="Times New Roman"/>
+          <w:bCs/>
+          <w:sz w:val="18"/>
+          <w:szCs w:val="18"/>
+          <w:lang w:val="en-US"/>
+        </w:rPr>
+        <w:t xml:space="preserve">    public static void </w:t>
+      </w:r>
+      <w:proofErr w:type="gramStart"/>
+      <w:r>
+        <w:rPr>
+          <w:rFonts w:ascii="Times New Roman" w:eastAsia="Times New Roman" w:hAnsi="Times New Roman" w:cs="Times New Roman"/>
+          <w:bCs/>
+          <w:sz w:val="18"/>
+          <w:szCs w:val="18"/>
+          <w:lang w:val="en-US"/>
+        </w:rPr>
+        <w:t>main(</w:t>
+      </w:r>
+      <w:proofErr w:type="gramEnd"/>
+      <w:r>
+        <w:rPr>
+          <w:rFonts w:ascii="Times New Roman" w:eastAsia="Times New Roman" w:hAnsi="Times New Roman" w:cs="Times New Roman"/>
+          <w:bCs/>
+          <w:sz w:val="18"/>
+          <w:szCs w:val="18"/>
+          <w:lang w:val="en-US"/>
+        </w:rPr>
+        <w:t xml:space="preserve">String[] </w:t>
+      </w:r>
+      <w:proofErr w:type="spellStart"/>
+      <w:r>
+        <w:rPr>
+          <w:rFonts w:ascii="Times New Roman" w:eastAsia="Times New Roman" w:hAnsi="Times New Roman" w:cs="Times New Roman"/>
+          <w:bCs/>
+          <w:sz w:val="18"/>
+          <w:szCs w:val="18"/>
+          <w:lang w:val="en-US"/>
+        </w:rPr>
+        <w:t>args</w:t>
+      </w:r>
+      <w:proofErr w:type="spellEnd"/>
+      <w:r>
+        <w:rPr>
+          <w:rFonts w:ascii="Times New Roman" w:eastAsia="Times New Roman" w:hAnsi="Times New Roman" w:cs="Times New Roman"/>
+          <w:bCs/>
+          <w:sz w:val="18"/>
+          <w:szCs w:val="18"/>
+          <w:lang w:val="en-US"/>
+        </w:rPr>
+        <w:t>) {</w:t>
+      </w:r>
+    </w:p>
+    <w:p>
+      <w:pPr>
+        <w:spacing w:after="0" w:line="240" w:lineRule="auto"/>
+        <w:rPr>
+          <w:rFonts w:ascii="Times New Roman" w:eastAsia="Times New Roman" w:hAnsi="Times New Roman" w:cs="Times New Roman"/>
+          <w:bCs/>
+          <w:sz w:val="18"/>
+          <w:szCs w:val="18"/>
+          <w:lang w:val="en-US"/>
+        </w:rPr>
+      </w:pPr>
+      <w:r>
+        <w:rPr>
+          <w:rFonts w:ascii="Times New Roman" w:eastAsia="Times New Roman" w:hAnsi="Times New Roman" w:cs="Times New Roman"/>
+          <w:bCs/>
+          <w:sz w:val="18"/>
+          <w:szCs w:val="18"/>
+          <w:lang w:val="en-US"/>
+        </w:rPr>
+        <w:t xml:space="preserve">        Library </w:t>
+      </w:r>
+      <w:proofErr w:type="spellStart"/>
+      <w:r>
+        <w:rPr>
+          <w:rFonts w:ascii="Times New Roman" w:eastAsia="Times New Roman" w:hAnsi="Times New Roman" w:cs="Times New Roman"/>
+          <w:bCs/>
+          <w:sz w:val="18"/>
+          <w:szCs w:val="18"/>
+          <w:lang w:val="en-US"/>
+        </w:rPr>
+        <w:t>library</w:t>
+      </w:r>
+      <w:proofErr w:type="spellEnd"/>
+      <w:r>
+        <w:rPr>
+          <w:rFonts w:ascii="Times New Roman" w:eastAsia="Times New Roman" w:hAnsi="Times New Roman" w:cs="Times New Roman"/>
+          <w:bCs/>
+          <w:sz w:val="18"/>
+          <w:szCs w:val="18"/>
+          <w:lang w:val="en-US"/>
+        </w:rPr>
+        <w:t xml:space="preserve"> = new </w:t>
+      </w:r>
+      <w:proofErr w:type="gramStart"/>
+      <w:r>
+        <w:rPr>
+          <w:rFonts w:ascii="Times New Roman" w:eastAsia="Times New Roman" w:hAnsi="Times New Roman" w:cs="Times New Roman"/>
+          <w:bCs/>
+          <w:sz w:val="18"/>
+          <w:szCs w:val="18"/>
+          <w:lang w:val="en-US"/>
+        </w:rPr>
+        <w:t>Library(</w:t>
+      </w:r>
+      <w:proofErr w:type="gramEnd"/>
+      <w:r>
+        <w:rPr>
+          <w:rFonts w:ascii="Times New Roman" w:eastAsia="Times New Roman" w:hAnsi="Times New Roman" w:cs="Times New Roman"/>
+          <w:bCs/>
+          <w:sz w:val="18"/>
+          <w:szCs w:val="18"/>
+          <w:lang w:val="en-US"/>
+        </w:rPr>
+        <w:t>);</w:t>
+      </w:r>
+    </w:p>
+    <w:p>
+      <w:pPr>
+        <w:spacing w:after="0" w:line="240" w:lineRule="auto"/>
+        <w:rPr>
+          <w:rFonts w:ascii="Times New Roman" w:eastAsia="Times New Roman" w:hAnsi="Times New Roman" w:cs="Times New Roman"/>
+          <w:bCs/>
+          <w:sz w:val="18"/>
+          <w:szCs w:val="18"/>
+          <w:lang w:val="en-US"/>
+        </w:rPr>
+      </w:pPr>
+      <w:r>
+        <w:rPr>
+          <w:rFonts w:ascii="Times New Roman" w:eastAsia="Times New Roman" w:hAnsi="Times New Roman" w:cs="Times New Roman"/>
+          <w:bCs/>
+          <w:sz w:val="18"/>
+          <w:szCs w:val="18"/>
+          <w:lang w:val="en-US"/>
+        </w:rPr>
+        <w:t xml:space="preserve">        </w:t>
+      </w:r>
+      <w:proofErr w:type="spellStart"/>
+      <w:proofErr w:type="gramStart"/>
+      <w:r>
+        <w:rPr>
+          <w:rFonts w:ascii="Times New Roman" w:eastAsia="Times New Roman" w:hAnsi="Times New Roman" w:cs="Times New Roman"/>
+          <w:bCs/>
+          <w:sz w:val="18"/>
+          <w:szCs w:val="18"/>
+          <w:lang w:val="en-US"/>
+        </w:rPr>
+        <w:t>library.addBook</w:t>
+      </w:r>
+      <w:proofErr w:type="spellEnd"/>
+      <w:proofErr w:type="gramEnd"/>
+      <w:r>
+        <w:rPr>
+          <w:rFonts w:ascii="Times New Roman" w:eastAsia="Times New Roman" w:hAnsi="Times New Roman" w:cs="Times New Roman"/>
+          <w:bCs/>
+          <w:sz w:val="18"/>
+          <w:szCs w:val="18"/>
+          <w:lang w:val="en-US"/>
+        </w:rPr>
+        <w:t>(new Book(1, "</w:t>
+      </w:r>
+      <w:proofErr w:type="spellStart"/>
+      <w:r>
+        <w:rPr>
+          <w:rFonts w:ascii="Times New Roman" w:eastAsia="Times New Roman" w:hAnsi="Times New Roman" w:cs="Times New Roman"/>
+          <w:bCs/>
+          <w:sz w:val="18"/>
+          <w:szCs w:val="18"/>
+          <w:lang w:val="en-US"/>
+        </w:rPr>
+        <w:t>Кобзар</w:t>
+      </w:r>
+      <w:proofErr w:type="spellEnd"/>
+      <w:r>
+        <w:rPr>
+          <w:rFonts w:ascii="Times New Roman" w:eastAsia="Times New Roman" w:hAnsi="Times New Roman" w:cs="Times New Roman"/>
+          <w:bCs/>
+          <w:sz w:val="18"/>
+          <w:szCs w:val="18"/>
+          <w:lang w:val="en-US"/>
+        </w:rPr>
+        <w:t>", "</w:t>
+      </w:r>
+      <w:proofErr w:type="spellStart"/>
+      <w:r>
+        <w:rPr>
+          <w:rFonts w:ascii="Times New Roman" w:eastAsia="Times New Roman" w:hAnsi="Times New Roman" w:cs="Times New Roman"/>
+          <w:bCs/>
+          <w:sz w:val="18"/>
+          <w:szCs w:val="18"/>
+          <w:lang w:val="en-US"/>
+        </w:rPr>
+        <w:t>Тарас</w:t>
       </w:r>
       <w:proofErr w:type="spellEnd"/>
       <w:r>
@@ -4704,6 +5485,626 @@
           <w:szCs w:val="18"/>
           <w:lang w:val="en-US"/>
         </w:rPr>
+        <w:t>Шевченко</w:t>
+      </w:r>
+      <w:proofErr w:type="spellEnd"/>
+      <w:r>
+        <w:rPr>
+          <w:rFonts w:ascii="Times New Roman" w:eastAsia="Times New Roman" w:hAnsi="Times New Roman" w:cs="Times New Roman"/>
+          <w:bCs/>
+          <w:sz w:val="18"/>
+          <w:szCs w:val="18"/>
+          <w:lang w:val="en-US"/>
+        </w:rPr>
+        <w:t>", "</w:t>
+      </w:r>
+      <w:proofErr w:type="spellStart"/>
+      <w:r>
+        <w:rPr>
+          <w:rFonts w:ascii="Times New Roman" w:eastAsia="Times New Roman" w:hAnsi="Times New Roman" w:cs="Times New Roman"/>
+          <w:bCs/>
+          <w:sz w:val="18"/>
+          <w:szCs w:val="18"/>
+          <w:lang w:val="en-US"/>
+        </w:rPr>
+        <w:t>Просвіта</w:t>
+      </w:r>
+      <w:proofErr w:type="spellEnd"/>
+      <w:r>
+        <w:rPr>
+          <w:rFonts w:ascii="Times New Roman" w:eastAsia="Times New Roman" w:hAnsi="Times New Roman" w:cs="Times New Roman"/>
+          <w:bCs/>
+          <w:sz w:val="18"/>
+          <w:szCs w:val="18"/>
+          <w:lang w:val="en-US"/>
+        </w:rPr>
+        <w:t>", 2012, 400, 150));</w:t>
+      </w:r>
+    </w:p>
+    <w:p>
+      <w:pPr>
+        <w:spacing w:after="0" w:line="240" w:lineRule="auto"/>
+        <w:rPr>
+          <w:rFonts w:ascii="Times New Roman" w:eastAsia="Times New Roman" w:hAnsi="Times New Roman" w:cs="Times New Roman"/>
+          <w:bCs/>
+          <w:sz w:val="18"/>
+          <w:szCs w:val="18"/>
+          <w:lang w:val="en-US"/>
+        </w:rPr>
+      </w:pPr>
+      <w:r>
+        <w:rPr>
+          <w:rFonts w:ascii="Times New Roman" w:eastAsia="Times New Roman" w:hAnsi="Times New Roman" w:cs="Times New Roman"/>
+          <w:bCs/>
+          <w:sz w:val="18"/>
+          <w:szCs w:val="18"/>
+          <w:lang w:val="en-US"/>
+        </w:rPr>
+        <w:t xml:space="preserve">        </w:t>
+      </w:r>
+      <w:proofErr w:type="spellStart"/>
+      <w:proofErr w:type="gramStart"/>
+      <w:r>
+        <w:rPr>
+          <w:rFonts w:ascii="Times New Roman" w:eastAsia="Times New Roman" w:hAnsi="Times New Roman" w:cs="Times New Roman"/>
+          <w:bCs/>
+          <w:sz w:val="18"/>
+          <w:szCs w:val="18"/>
+          <w:lang w:val="en-US"/>
+        </w:rPr>
+        <w:t>library.addBook</w:t>
+      </w:r>
+      <w:proofErr w:type="spellEnd"/>
+      <w:proofErr w:type="gramEnd"/>
+      <w:r>
+        <w:rPr>
+          <w:rFonts w:ascii="Times New Roman" w:eastAsia="Times New Roman" w:hAnsi="Times New Roman" w:cs="Times New Roman"/>
+          <w:bCs/>
+          <w:sz w:val="18"/>
+          <w:szCs w:val="18"/>
+          <w:lang w:val="en-US"/>
+        </w:rPr>
+        <w:t>(new Book(2, "</w:t>
+      </w:r>
+      <w:proofErr w:type="spellStart"/>
+      <w:r>
+        <w:rPr>
+          <w:rFonts w:ascii="Times New Roman" w:eastAsia="Times New Roman" w:hAnsi="Times New Roman" w:cs="Times New Roman"/>
+          <w:bCs/>
+          <w:sz w:val="18"/>
+          <w:szCs w:val="18"/>
+          <w:lang w:val="en-US"/>
+        </w:rPr>
+        <w:t>Мандрівний</w:t>
+      </w:r>
+      <w:proofErr w:type="spellEnd"/>
+      <w:r>
+        <w:rPr>
+          <w:rFonts w:ascii="Times New Roman" w:eastAsia="Times New Roman" w:hAnsi="Times New Roman" w:cs="Times New Roman"/>
+          <w:bCs/>
+          <w:sz w:val="18"/>
+          <w:szCs w:val="18"/>
+          <w:lang w:val="en-US"/>
+        </w:rPr>
+        <w:t xml:space="preserve"> </w:t>
+      </w:r>
+      <w:proofErr w:type="spellStart"/>
+      <w:r>
+        <w:rPr>
+          <w:rFonts w:ascii="Times New Roman" w:eastAsia="Times New Roman" w:hAnsi="Times New Roman" w:cs="Times New Roman"/>
+          <w:bCs/>
+          <w:sz w:val="18"/>
+          <w:szCs w:val="18"/>
+          <w:lang w:val="en-US"/>
+        </w:rPr>
+        <w:t>замок</w:t>
+      </w:r>
+      <w:proofErr w:type="spellEnd"/>
+      <w:r>
+        <w:rPr>
+          <w:rFonts w:ascii="Times New Roman" w:eastAsia="Times New Roman" w:hAnsi="Times New Roman" w:cs="Times New Roman"/>
+          <w:bCs/>
+          <w:sz w:val="18"/>
+          <w:szCs w:val="18"/>
+          <w:lang w:val="en-US"/>
+        </w:rPr>
+        <w:t xml:space="preserve"> </w:t>
+      </w:r>
+      <w:proofErr w:type="spellStart"/>
+      <w:r>
+        <w:rPr>
+          <w:rFonts w:ascii="Times New Roman" w:eastAsia="Times New Roman" w:hAnsi="Times New Roman" w:cs="Times New Roman"/>
+          <w:bCs/>
+          <w:sz w:val="18"/>
+          <w:szCs w:val="18"/>
+          <w:lang w:val="en-US"/>
+        </w:rPr>
+        <w:t>Хаула</w:t>
+      </w:r>
+      <w:proofErr w:type="spellEnd"/>
+      <w:r>
+        <w:rPr>
+          <w:rFonts w:ascii="Times New Roman" w:eastAsia="Times New Roman" w:hAnsi="Times New Roman" w:cs="Times New Roman"/>
+          <w:bCs/>
+          <w:sz w:val="18"/>
+          <w:szCs w:val="18"/>
+          <w:lang w:val="en-US"/>
+        </w:rPr>
+        <w:t>", "</w:t>
+      </w:r>
+      <w:proofErr w:type="spellStart"/>
+      <w:r>
+        <w:rPr>
+          <w:rFonts w:ascii="Times New Roman" w:eastAsia="Times New Roman" w:hAnsi="Times New Roman" w:cs="Times New Roman"/>
+          <w:bCs/>
+          <w:sz w:val="18"/>
+          <w:szCs w:val="18"/>
+          <w:lang w:val="en-US"/>
+        </w:rPr>
+        <w:t>Діана</w:t>
+      </w:r>
+      <w:proofErr w:type="spellEnd"/>
+      <w:r>
+        <w:rPr>
+          <w:rFonts w:ascii="Times New Roman" w:eastAsia="Times New Roman" w:hAnsi="Times New Roman" w:cs="Times New Roman"/>
+          <w:bCs/>
+          <w:sz w:val="18"/>
+          <w:szCs w:val="18"/>
+          <w:lang w:val="en-US"/>
+        </w:rPr>
+        <w:t xml:space="preserve"> </w:t>
+      </w:r>
+      <w:proofErr w:type="spellStart"/>
+      <w:r>
+        <w:rPr>
+          <w:rFonts w:ascii="Times New Roman" w:eastAsia="Times New Roman" w:hAnsi="Times New Roman" w:cs="Times New Roman"/>
+          <w:bCs/>
+          <w:sz w:val="18"/>
+          <w:szCs w:val="18"/>
+          <w:lang w:val="en-US"/>
+        </w:rPr>
+        <w:t>Вінн</w:t>
+      </w:r>
+      <w:proofErr w:type="spellEnd"/>
+      <w:r>
+        <w:rPr>
+          <w:rFonts w:ascii="Times New Roman" w:eastAsia="Times New Roman" w:hAnsi="Times New Roman" w:cs="Times New Roman"/>
+          <w:bCs/>
+          <w:sz w:val="18"/>
+          <w:szCs w:val="18"/>
+          <w:lang w:val="en-US"/>
+        </w:rPr>
+        <w:t xml:space="preserve"> </w:t>
+      </w:r>
+      <w:proofErr w:type="spellStart"/>
+      <w:r>
+        <w:rPr>
+          <w:rFonts w:ascii="Times New Roman" w:eastAsia="Times New Roman" w:hAnsi="Times New Roman" w:cs="Times New Roman"/>
+          <w:bCs/>
+          <w:sz w:val="18"/>
+          <w:szCs w:val="18"/>
+          <w:lang w:val="en-US"/>
+        </w:rPr>
+        <w:t>Джонс</w:t>
+      </w:r>
+      <w:proofErr w:type="spellEnd"/>
+      <w:r>
+        <w:rPr>
+          <w:rFonts w:ascii="Times New Roman" w:eastAsia="Times New Roman" w:hAnsi="Times New Roman" w:cs="Times New Roman"/>
+          <w:bCs/>
+          <w:sz w:val="18"/>
+          <w:szCs w:val="18"/>
+          <w:lang w:val="en-US"/>
+        </w:rPr>
+        <w:t>", "А-</w:t>
+      </w:r>
+      <w:proofErr w:type="spellStart"/>
+      <w:r>
+        <w:rPr>
+          <w:rFonts w:ascii="Times New Roman" w:eastAsia="Times New Roman" w:hAnsi="Times New Roman" w:cs="Times New Roman"/>
+          <w:bCs/>
+          <w:sz w:val="18"/>
+          <w:szCs w:val="18"/>
+          <w:lang w:val="en-US"/>
+        </w:rPr>
+        <w:t>ба</w:t>
+      </w:r>
+      <w:proofErr w:type="spellEnd"/>
+      <w:r>
+        <w:rPr>
+          <w:rFonts w:ascii="Times New Roman" w:eastAsia="Times New Roman" w:hAnsi="Times New Roman" w:cs="Times New Roman"/>
+          <w:bCs/>
+          <w:sz w:val="18"/>
+          <w:szCs w:val="18"/>
+          <w:lang w:val="en-US"/>
+        </w:rPr>
+        <w:t>-</w:t>
+      </w:r>
+      <w:proofErr w:type="spellStart"/>
+      <w:r>
+        <w:rPr>
+          <w:rFonts w:ascii="Times New Roman" w:eastAsia="Times New Roman" w:hAnsi="Times New Roman" w:cs="Times New Roman"/>
+          <w:bCs/>
+          <w:sz w:val="18"/>
+          <w:szCs w:val="18"/>
+          <w:lang w:val="en-US"/>
+        </w:rPr>
+        <w:t>ба-га-ла-ма-га</w:t>
+      </w:r>
+      <w:proofErr w:type="spellEnd"/>
+      <w:r>
+        <w:rPr>
+          <w:rFonts w:ascii="Times New Roman" w:eastAsia="Times New Roman" w:hAnsi="Times New Roman" w:cs="Times New Roman"/>
+          <w:bCs/>
+          <w:sz w:val="18"/>
+          <w:szCs w:val="18"/>
+          <w:lang w:val="en-US"/>
+        </w:rPr>
+        <w:t>", 2004, 320, 250));</w:t>
+      </w:r>
+    </w:p>
+    <w:p>
+      <w:pPr>
+        <w:spacing w:after="0" w:line="240" w:lineRule="auto"/>
+        <w:rPr>
+          <w:rFonts w:ascii="Times New Roman" w:eastAsia="Times New Roman" w:hAnsi="Times New Roman" w:cs="Times New Roman"/>
+          <w:bCs/>
+          <w:sz w:val="18"/>
+          <w:szCs w:val="18"/>
+          <w:lang w:val="en-US"/>
+        </w:rPr>
+      </w:pPr>
+    </w:p>
+    <w:p>
+      <w:pPr>
+        <w:spacing w:after="0" w:line="240" w:lineRule="auto"/>
+        <w:rPr>
+          <w:rFonts w:ascii="Times New Roman" w:eastAsia="Times New Roman" w:hAnsi="Times New Roman" w:cs="Times New Roman"/>
+          <w:bCs/>
+          <w:sz w:val="18"/>
+          <w:szCs w:val="18"/>
+          <w:lang w:val="en-US"/>
+        </w:rPr>
+      </w:pPr>
+      <w:r>
+        <w:rPr>
+          <w:rFonts w:ascii="Times New Roman" w:eastAsia="Times New Roman" w:hAnsi="Times New Roman" w:cs="Times New Roman"/>
+          <w:bCs/>
+          <w:sz w:val="18"/>
+          <w:szCs w:val="18"/>
+          <w:lang w:val="en-US"/>
+        </w:rPr>
+        <w:t xml:space="preserve">        </w:t>
+      </w:r>
+      <w:proofErr w:type="spellStart"/>
+      <w:r>
+        <w:rPr>
+          <w:rFonts w:ascii="Times New Roman" w:eastAsia="Times New Roman" w:hAnsi="Times New Roman" w:cs="Times New Roman"/>
+          <w:bCs/>
+          <w:sz w:val="18"/>
+          <w:szCs w:val="18"/>
+          <w:lang w:val="en-US"/>
+        </w:rPr>
+        <w:t>System.out.println</w:t>
+      </w:r>
+      <w:proofErr w:type="spellEnd"/>
+      <w:r>
+        <w:rPr>
+          <w:rFonts w:ascii="Times New Roman" w:eastAsia="Times New Roman" w:hAnsi="Times New Roman" w:cs="Times New Roman"/>
+          <w:bCs/>
+          <w:sz w:val="18"/>
+          <w:szCs w:val="18"/>
+          <w:lang w:val="en-US"/>
+        </w:rPr>
+        <w:t>("</w:t>
+      </w:r>
+      <w:proofErr w:type="spellStart"/>
+      <w:r>
+        <w:rPr>
+          <w:rFonts w:ascii="Times New Roman" w:eastAsia="Times New Roman" w:hAnsi="Times New Roman" w:cs="Times New Roman"/>
+          <w:bCs/>
+          <w:sz w:val="18"/>
+          <w:szCs w:val="18"/>
+          <w:lang w:val="en-US"/>
+        </w:rPr>
+        <w:t>Книги</w:t>
+      </w:r>
+      <w:proofErr w:type="spellEnd"/>
+      <w:r>
+        <w:rPr>
+          <w:rFonts w:ascii="Times New Roman" w:eastAsia="Times New Roman" w:hAnsi="Times New Roman" w:cs="Times New Roman"/>
+          <w:bCs/>
+          <w:sz w:val="18"/>
+          <w:szCs w:val="18"/>
+          <w:lang w:val="en-US"/>
+        </w:rPr>
+        <w:t xml:space="preserve"> </w:t>
+      </w:r>
+      <w:proofErr w:type="spellStart"/>
+      <w:r>
+        <w:rPr>
+          <w:rFonts w:ascii="Times New Roman" w:eastAsia="Times New Roman" w:hAnsi="Times New Roman" w:cs="Times New Roman"/>
+          <w:bCs/>
+          <w:sz w:val="18"/>
+          <w:szCs w:val="18"/>
+          <w:lang w:val="en-US"/>
+        </w:rPr>
+        <w:t>Шевченка</w:t>
+      </w:r>
+      <w:proofErr w:type="spellEnd"/>
+      <w:r>
+        <w:rPr>
+          <w:rFonts w:ascii="Times New Roman" w:eastAsia="Times New Roman" w:hAnsi="Times New Roman" w:cs="Times New Roman"/>
+          <w:bCs/>
+          <w:sz w:val="18"/>
+          <w:szCs w:val="18"/>
+          <w:lang w:val="en-US"/>
+        </w:rPr>
+        <w:t>:");</w:t>
+      </w:r>
+    </w:p>
+    <w:p>
+      <w:pPr>
+        <w:spacing w:after="0" w:line="240" w:lineRule="auto"/>
+        <w:rPr>
+          <w:rFonts w:ascii="Times New Roman" w:eastAsia="Times New Roman" w:hAnsi="Times New Roman" w:cs="Times New Roman"/>
+          <w:bCs/>
+          <w:sz w:val="18"/>
+          <w:szCs w:val="18"/>
+          <w:lang w:val="en-US"/>
+        </w:rPr>
+      </w:pPr>
+      <w:r>
+        <w:rPr>
+          <w:rFonts w:ascii="Times New Roman" w:eastAsia="Times New Roman" w:hAnsi="Times New Roman" w:cs="Times New Roman"/>
+          <w:bCs/>
+          <w:sz w:val="18"/>
+          <w:szCs w:val="18"/>
+          <w:lang w:val="en-US"/>
+        </w:rPr>
+        <w:t xml:space="preserve">        for (Book </w:t>
+      </w:r>
+      <w:proofErr w:type="gramStart"/>
+      <w:r>
+        <w:rPr>
+          <w:rFonts w:ascii="Times New Roman" w:eastAsia="Times New Roman" w:hAnsi="Times New Roman" w:cs="Times New Roman"/>
+          <w:bCs/>
+          <w:sz w:val="18"/>
+          <w:szCs w:val="18"/>
+          <w:lang w:val="en-US"/>
+        </w:rPr>
+        <w:t>b :</w:t>
+      </w:r>
+      <w:proofErr w:type="gramEnd"/>
+      <w:r>
+        <w:rPr>
+          <w:rFonts w:ascii="Times New Roman" w:eastAsia="Times New Roman" w:hAnsi="Times New Roman" w:cs="Times New Roman"/>
+          <w:bCs/>
+          <w:sz w:val="18"/>
+          <w:szCs w:val="18"/>
+          <w:lang w:val="en-US"/>
+        </w:rPr>
+        <w:t xml:space="preserve"> </w:t>
+      </w:r>
+      <w:proofErr w:type="spellStart"/>
+      <w:r>
+        <w:rPr>
+          <w:rFonts w:ascii="Times New Roman" w:eastAsia="Times New Roman" w:hAnsi="Times New Roman" w:cs="Times New Roman"/>
+          <w:bCs/>
+          <w:sz w:val="18"/>
+          <w:szCs w:val="18"/>
+          <w:lang w:val="en-US"/>
+        </w:rPr>
+        <w:t>library.getBooksByAuthor</w:t>
+      </w:r>
+      <w:proofErr w:type="spellEnd"/>
+      <w:r>
+        <w:rPr>
+          <w:rFonts w:ascii="Times New Roman" w:eastAsia="Times New Roman" w:hAnsi="Times New Roman" w:cs="Times New Roman"/>
+          <w:bCs/>
+          <w:sz w:val="18"/>
+          <w:szCs w:val="18"/>
+          <w:lang w:val="en-US"/>
+        </w:rPr>
+        <w:t>("</w:t>
+      </w:r>
+      <w:proofErr w:type="spellStart"/>
+      <w:r>
+        <w:rPr>
+          <w:rFonts w:ascii="Times New Roman" w:eastAsia="Times New Roman" w:hAnsi="Times New Roman" w:cs="Times New Roman"/>
+          <w:bCs/>
+          <w:sz w:val="18"/>
+          <w:szCs w:val="18"/>
+          <w:lang w:val="en-US"/>
+        </w:rPr>
+        <w:t>Тарас</w:t>
+      </w:r>
+      <w:proofErr w:type="spellEnd"/>
+      <w:r>
+        <w:rPr>
+          <w:rFonts w:ascii="Times New Roman" w:eastAsia="Times New Roman" w:hAnsi="Times New Roman" w:cs="Times New Roman"/>
+          <w:bCs/>
+          <w:sz w:val="18"/>
+          <w:szCs w:val="18"/>
+          <w:lang w:val="en-US"/>
+        </w:rPr>
+        <w:t xml:space="preserve"> </w:t>
+      </w:r>
+      <w:proofErr w:type="spellStart"/>
+      <w:r>
+        <w:rPr>
+          <w:rFonts w:ascii="Times New Roman" w:eastAsia="Times New Roman" w:hAnsi="Times New Roman" w:cs="Times New Roman"/>
+          <w:bCs/>
+          <w:sz w:val="18"/>
+          <w:szCs w:val="18"/>
+          <w:lang w:val="en-US"/>
+        </w:rPr>
+        <w:t>Шевченко</w:t>
+      </w:r>
+      <w:proofErr w:type="spellEnd"/>
+      <w:r>
+        <w:rPr>
+          <w:rFonts w:ascii="Times New Roman" w:eastAsia="Times New Roman" w:hAnsi="Times New Roman" w:cs="Times New Roman"/>
+          <w:bCs/>
+          <w:sz w:val="18"/>
+          <w:szCs w:val="18"/>
+          <w:lang w:val="en-US"/>
+        </w:rPr>
+        <w:t>")) {</w:t>
+      </w:r>
+    </w:p>
+    <w:p>
+      <w:pPr>
+        <w:spacing w:after="0" w:line="240" w:lineRule="auto"/>
+        <w:rPr>
+          <w:rFonts w:ascii="Times New Roman" w:eastAsia="Times New Roman" w:hAnsi="Times New Roman" w:cs="Times New Roman"/>
+          <w:bCs/>
+          <w:sz w:val="18"/>
+          <w:szCs w:val="18"/>
+          <w:lang w:val="en-US"/>
+        </w:rPr>
+      </w:pPr>
+      <w:r>
+        <w:rPr>
+          <w:rFonts w:ascii="Times New Roman" w:eastAsia="Times New Roman" w:hAnsi="Times New Roman" w:cs="Times New Roman"/>
+          <w:bCs/>
+          <w:sz w:val="18"/>
+          <w:szCs w:val="18"/>
+          <w:lang w:val="en-US"/>
+        </w:rPr>
+        <w:t xml:space="preserve">            </w:t>
+      </w:r>
+      <w:proofErr w:type="spellStart"/>
+      <w:r>
+        <w:rPr>
+          <w:rFonts w:ascii="Times New Roman" w:eastAsia="Times New Roman" w:hAnsi="Times New Roman" w:cs="Times New Roman"/>
+          <w:bCs/>
+          <w:sz w:val="18"/>
+          <w:szCs w:val="18"/>
+          <w:lang w:val="en-US"/>
+        </w:rPr>
+        <w:t>System.out.println</w:t>
+      </w:r>
+      <w:proofErr w:type="spellEnd"/>
+      <w:r>
+        <w:rPr>
+          <w:rFonts w:ascii="Times New Roman" w:eastAsia="Times New Roman" w:hAnsi="Times New Roman" w:cs="Times New Roman"/>
+          <w:bCs/>
+          <w:sz w:val="18"/>
+          <w:szCs w:val="18"/>
+          <w:lang w:val="en-US"/>
+        </w:rPr>
+        <w:t>(b);</w:t>
+      </w:r>
+    </w:p>
+    <w:p>
+      <w:pPr>
+        <w:spacing w:after="0" w:line="240" w:lineRule="auto"/>
+        <w:rPr>
+          <w:rFonts w:ascii="Times New Roman" w:eastAsia="Times New Roman" w:hAnsi="Times New Roman" w:cs="Times New Roman"/>
+          <w:bCs/>
+          <w:sz w:val="18"/>
+          <w:szCs w:val="18"/>
+          <w:lang w:val="en-US"/>
+        </w:rPr>
+      </w:pPr>
+      <w:r>
+        <w:rPr>
+          <w:rFonts w:ascii="Times New Roman" w:eastAsia="Times New Roman" w:hAnsi="Times New Roman" w:cs="Times New Roman"/>
+          <w:bCs/>
+          <w:sz w:val="18"/>
+          <w:szCs w:val="18"/>
+          <w:lang w:val="en-US"/>
+        </w:rPr>
+        <w:t xml:space="preserve">        }</w:t>
+      </w:r>
+    </w:p>
+    <w:p>
+      <w:pPr>
+        <w:spacing w:after="0" w:line="240" w:lineRule="auto"/>
+        <w:rPr>
+          <w:rFonts w:ascii="Times New Roman" w:eastAsia="Times New Roman" w:hAnsi="Times New Roman" w:cs="Times New Roman"/>
+          <w:bCs/>
+          <w:sz w:val="18"/>
+          <w:szCs w:val="18"/>
+          <w:lang w:val="en-US"/>
+        </w:rPr>
+      </w:pPr>
+    </w:p>
+    <w:p>
+      <w:pPr>
+        <w:spacing w:after="0" w:line="240" w:lineRule="auto"/>
+        <w:rPr>
+          <w:rFonts w:ascii="Times New Roman" w:eastAsia="Times New Roman" w:hAnsi="Times New Roman" w:cs="Times New Roman"/>
+          <w:bCs/>
+          <w:sz w:val="18"/>
+          <w:szCs w:val="18"/>
+          <w:lang w:val="en-US"/>
+        </w:rPr>
+      </w:pPr>
+      <w:r>
+        <w:rPr>
+          <w:rFonts w:ascii="Times New Roman" w:eastAsia="Times New Roman" w:hAnsi="Times New Roman" w:cs="Times New Roman"/>
+          <w:bCs/>
+          <w:sz w:val="18"/>
+          <w:szCs w:val="18"/>
+          <w:lang w:val="en-US"/>
+        </w:rPr>
+        <w:t xml:space="preserve">        </w:t>
+      </w:r>
+      <w:proofErr w:type="spellStart"/>
+      <w:r>
+        <w:rPr>
+          <w:rFonts w:ascii="Times New Roman" w:eastAsia="Times New Roman" w:hAnsi="Times New Roman" w:cs="Times New Roman"/>
+          <w:bCs/>
+          <w:sz w:val="18"/>
+          <w:szCs w:val="18"/>
+          <w:lang w:val="en-US"/>
+        </w:rPr>
+        <w:t>System.out.println</w:t>
+      </w:r>
+      <w:proofErr w:type="spellEnd"/>
+      <w:r>
+        <w:rPr>
+          <w:rFonts w:ascii="Times New Roman" w:eastAsia="Times New Roman" w:hAnsi="Times New Roman" w:cs="Times New Roman"/>
+          <w:bCs/>
+          <w:sz w:val="18"/>
+          <w:szCs w:val="18"/>
+          <w:lang w:val="en-US"/>
+        </w:rPr>
+        <w:t>("\</w:t>
+      </w:r>
+      <w:proofErr w:type="spellStart"/>
+      <w:r>
+        <w:rPr>
+          <w:rFonts w:ascii="Times New Roman" w:eastAsia="Times New Roman" w:hAnsi="Times New Roman" w:cs="Times New Roman"/>
+          <w:bCs/>
+          <w:sz w:val="18"/>
+          <w:szCs w:val="18"/>
+          <w:lang w:val="en-US"/>
+        </w:rPr>
+        <w:t>nКниги</w:t>
+      </w:r>
+      <w:proofErr w:type="spellEnd"/>
+      <w:r>
+        <w:rPr>
+          <w:rFonts w:ascii="Times New Roman" w:eastAsia="Times New Roman" w:hAnsi="Times New Roman" w:cs="Times New Roman"/>
+          <w:bCs/>
+          <w:sz w:val="18"/>
+          <w:szCs w:val="18"/>
+          <w:lang w:val="en-US"/>
+        </w:rPr>
+        <w:t xml:space="preserve"> </w:t>
+      </w:r>
+      <w:proofErr w:type="spellStart"/>
+      <w:r>
+        <w:rPr>
+          <w:rFonts w:ascii="Times New Roman" w:eastAsia="Times New Roman" w:hAnsi="Times New Roman" w:cs="Times New Roman"/>
+          <w:bCs/>
+          <w:sz w:val="18"/>
+          <w:szCs w:val="18"/>
+          <w:lang w:val="en-US"/>
+        </w:rPr>
         <w:t>після</w:t>
       </w:r>
       <w:proofErr w:type="spellEnd"/>
@@ -4715,6 +6116,72 @@
           <w:szCs w:val="18"/>
           <w:lang w:val="en-US"/>
         </w:rPr>
+        <w:t xml:space="preserve"> 2010 </w:t>
+      </w:r>
+      <w:proofErr w:type="spellStart"/>
+      <w:r>
+        <w:rPr>
+          <w:rFonts w:ascii="Times New Roman" w:eastAsia="Times New Roman" w:hAnsi="Times New Roman" w:cs="Times New Roman"/>
+          <w:bCs/>
+          <w:sz w:val="18"/>
+          <w:szCs w:val="18"/>
+          <w:lang w:val="en-US"/>
+        </w:rPr>
+        <w:t>року</w:t>
+      </w:r>
+      <w:proofErr w:type="spellEnd"/>
+      <w:r>
+        <w:rPr>
+          <w:rFonts w:ascii="Times New Roman" w:eastAsia="Times New Roman" w:hAnsi="Times New Roman" w:cs="Times New Roman"/>
+          <w:bCs/>
+          <w:sz w:val="18"/>
+          <w:szCs w:val="18"/>
+          <w:lang w:val="en-US"/>
+        </w:rPr>
+        <w:t>:");</w:t>
+      </w:r>
+    </w:p>
+    <w:p>
+      <w:pPr>
+        <w:spacing w:after="0" w:line="240" w:lineRule="auto"/>
+        <w:rPr>
+          <w:rFonts w:ascii="Times New Roman" w:eastAsia="Times New Roman" w:hAnsi="Times New Roman" w:cs="Times New Roman"/>
+          <w:bCs/>
+          <w:sz w:val="18"/>
+          <w:szCs w:val="18"/>
+          <w:lang w:val="en-US"/>
+        </w:rPr>
+      </w:pPr>
+      <w:r>
+        <w:rPr>
+          <w:rFonts w:ascii="Times New Roman" w:eastAsia="Times New Roman" w:hAnsi="Times New Roman" w:cs="Times New Roman"/>
+          <w:bCs/>
+          <w:sz w:val="18"/>
+          <w:szCs w:val="18"/>
+          <w:lang w:val="en-US"/>
+        </w:rPr>
+        <w:t xml:space="preserve">        for (Book </w:t>
+      </w:r>
+      <w:proofErr w:type="gramStart"/>
+      <w:r>
+        <w:rPr>
+          <w:rFonts w:ascii="Times New Roman" w:eastAsia="Times New Roman" w:hAnsi="Times New Roman" w:cs="Times New Roman"/>
+          <w:bCs/>
+          <w:sz w:val="18"/>
+          <w:szCs w:val="18"/>
+          <w:lang w:val="en-US"/>
+        </w:rPr>
+        <w:t>b :</w:t>
+      </w:r>
+      <w:proofErr w:type="gramEnd"/>
+      <w:r>
+        <w:rPr>
+          <w:rFonts w:ascii="Times New Roman" w:eastAsia="Times New Roman" w:hAnsi="Times New Roman" w:cs="Times New Roman"/>
+          <w:bCs/>
+          <w:sz w:val="18"/>
+          <w:szCs w:val="18"/>
+          <w:lang w:val="en-US"/>
+        </w:rPr>
         <w:t xml:space="preserve"> </w:t>
       </w:r>
       <w:proofErr w:type="spellStart"/>
@@ -4726,150 +6193,124 @@
           <w:szCs w:val="18"/>
           <w:lang w:val="en-US"/>
         </w:rPr>
-        <w:t>заданого</w:t>
-      </w:r>
-      <w:proofErr w:type="spellEnd"/>
-      <w:r>
-        <w:rPr>
-          <w:rFonts w:ascii="Times New Roman" w:eastAsia="Times New Roman" w:hAnsi="Times New Roman" w:cs="Times New Roman"/>
-          <w:bCs/>
-          <w:sz w:val="18"/>
-          <w:szCs w:val="18"/>
-          <w:lang w:val="en-US"/>
-        </w:rPr>
-        <w:t xml:space="preserve"> </w:t>
-      </w:r>
-      <w:proofErr w:type="spellStart"/>
-      <w:r>
-        <w:rPr>
-          <w:rFonts w:ascii="Times New Roman" w:eastAsia="Times New Roman" w:hAnsi="Times New Roman" w:cs="Times New Roman"/>
-          <w:bCs/>
-          <w:sz w:val="18"/>
-          <w:szCs w:val="18"/>
-          <w:lang w:val="en-US"/>
-        </w:rPr>
-        <w:t>року</w:t>
-      </w:r>
-      <w:proofErr w:type="spellEnd"/>
-    </w:p>
-    <w:p>
-      <w:pPr>
-        <w:spacing w:after="0" w:line="240" w:lineRule="auto"/>
-        <w:rPr>
-          <w:rFonts w:ascii="Times New Roman" w:eastAsia="Times New Roman" w:hAnsi="Times New Roman" w:cs="Times New Roman"/>
-          <w:bCs/>
-          <w:sz w:val="18"/>
-          <w:szCs w:val="18"/>
-          <w:lang w:val="en-US"/>
-        </w:rPr>
-      </w:pPr>
-      <w:r>
-        <w:rPr>
-          <w:rFonts w:ascii="Times New Roman" w:eastAsia="Times New Roman" w:hAnsi="Times New Roman" w:cs="Times New Roman"/>
-          <w:bCs/>
-          <w:sz w:val="18"/>
-          <w:szCs w:val="18"/>
-          <w:lang w:val="en-US"/>
-        </w:rPr>
-        <w:t xml:space="preserve">    public List&lt;Book&gt; </w:t>
-      </w:r>
-      <w:proofErr w:type="spellStart"/>
-      <w:proofErr w:type="gramStart"/>
-      <w:r>
-        <w:rPr>
-          <w:rFonts w:ascii="Times New Roman" w:eastAsia="Times New Roman" w:hAnsi="Times New Roman" w:cs="Times New Roman"/>
-          <w:bCs/>
-          <w:sz w:val="18"/>
-          <w:szCs w:val="18"/>
-          <w:lang w:val="en-US"/>
-        </w:rPr>
-        <w:t>getBooksAfterYear</w:t>
-      </w:r>
-      <w:proofErr w:type="spellEnd"/>
-      <w:r>
-        <w:rPr>
-          <w:rFonts w:ascii="Times New Roman" w:eastAsia="Times New Roman" w:hAnsi="Times New Roman" w:cs="Times New Roman"/>
-          <w:bCs/>
-          <w:sz w:val="18"/>
-          <w:szCs w:val="18"/>
-          <w:lang w:val="en-US"/>
+        <w:t>library.getBooksAfterYear</w:t>
+      </w:r>
+      <w:proofErr w:type="spellEnd"/>
+      <w:r>
+        <w:rPr>
+          <w:rFonts w:ascii="Times New Roman" w:eastAsia="Times New Roman" w:hAnsi="Times New Roman" w:cs="Times New Roman"/>
+          <w:bCs/>
+          <w:sz w:val="18"/>
+          <w:szCs w:val="18"/>
+          <w:lang w:val="en-US"/>
+        </w:rPr>
+        <w:t>(2010)) {</w:t>
+      </w:r>
+    </w:p>
+    <w:p>
+      <w:pPr>
+        <w:spacing w:after="0" w:line="240" w:lineRule="auto"/>
+        <w:rPr>
+          <w:rFonts w:ascii="Times New Roman" w:eastAsia="Times New Roman" w:hAnsi="Times New Roman" w:cs="Times New Roman"/>
+          <w:bCs/>
+          <w:sz w:val="18"/>
+          <w:szCs w:val="18"/>
+          <w:lang w:val="ru-RU"/>
+        </w:rPr>
+      </w:pPr>
+      <w:r>
+        <w:rPr>
+          <w:rFonts w:ascii="Times New Roman" w:eastAsia="Times New Roman" w:hAnsi="Times New Roman" w:cs="Times New Roman"/>
+          <w:bCs/>
+          <w:sz w:val="18"/>
+          <w:szCs w:val="18"/>
+          <w:lang w:val="en-US"/>
+        </w:rPr>
+        <w:t xml:space="preserve">            </w:t>
+      </w:r>
+      <w:proofErr w:type="spellStart"/>
+      <w:r>
+        <w:rPr>
+          <w:rFonts w:ascii="Times New Roman" w:eastAsia="Times New Roman" w:hAnsi="Times New Roman" w:cs="Times New Roman"/>
+          <w:bCs/>
+          <w:sz w:val="18"/>
+          <w:szCs w:val="18"/>
+          <w:lang w:val="en-US"/>
+        </w:rPr>
+        <w:t>System</w:t>
+      </w:r>
+      <w:proofErr w:type="spellEnd"/>
+      <w:r>
+        <w:rPr>
+          <w:rFonts w:ascii="Times New Roman" w:eastAsia="Times New Roman" w:hAnsi="Times New Roman" w:cs="Times New Roman"/>
+          <w:bCs/>
+          <w:sz w:val="18"/>
+          <w:szCs w:val="18"/>
+          <w:lang w:val="ru-RU"/>
+        </w:rPr>
+        <w:t>.</w:t>
+      </w:r>
+      <w:proofErr w:type="spellStart"/>
+      <w:r>
+        <w:rPr>
+          <w:rFonts w:ascii="Times New Roman" w:eastAsia="Times New Roman" w:hAnsi="Times New Roman" w:cs="Times New Roman"/>
+          <w:bCs/>
+          <w:sz w:val="18"/>
+          <w:szCs w:val="18"/>
+          <w:lang w:val="en-US"/>
+        </w:rPr>
+        <w:t>out</w:t>
+      </w:r>
+      <w:proofErr w:type="spellEnd"/>
+      <w:r>
+        <w:rPr>
+          <w:rFonts w:ascii="Times New Roman" w:eastAsia="Times New Roman" w:hAnsi="Times New Roman" w:cs="Times New Roman"/>
+          <w:bCs/>
+          <w:sz w:val="18"/>
+          <w:szCs w:val="18"/>
+          <w:lang w:val="ru-RU"/>
+        </w:rPr>
+        <w:t>.</w:t>
+      </w:r>
+      <w:proofErr w:type="spellStart"/>
+      <w:r>
+        <w:rPr>
+          <w:rFonts w:ascii="Times New Roman" w:eastAsia="Times New Roman" w:hAnsi="Times New Roman" w:cs="Times New Roman"/>
+          <w:bCs/>
+          <w:sz w:val="18"/>
+          <w:szCs w:val="18"/>
+          <w:lang w:val="en-US"/>
+        </w:rPr>
+        <w:t>println</w:t>
+      </w:r>
+      <w:proofErr w:type="spellEnd"/>
+      <w:r>
+        <w:rPr>
+          <w:rFonts w:ascii="Times New Roman" w:eastAsia="Times New Roman" w:hAnsi="Times New Roman" w:cs="Times New Roman"/>
+          <w:bCs/>
+          <w:sz w:val="18"/>
+          <w:szCs w:val="18"/>
+          <w:lang w:val="ru-RU"/>
         </w:rPr>
         <w:t>(</w:t>
       </w:r>
-      <w:proofErr w:type="gramEnd"/>
-      <w:r>
-        <w:rPr>
-          <w:rFonts w:ascii="Times New Roman" w:eastAsia="Times New Roman" w:hAnsi="Times New Roman" w:cs="Times New Roman"/>
-          <w:bCs/>
-          <w:sz w:val="18"/>
-          <w:szCs w:val="18"/>
-          <w:lang w:val="en-US"/>
-        </w:rPr>
-        <w:t>int year) {</w:t>
-      </w:r>
-    </w:p>
-    <w:p>
-      <w:pPr>
-        <w:spacing w:after="0" w:line="240" w:lineRule="auto"/>
-        <w:rPr>
-          <w:rFonts w:ascii="Times New Roman" w:eastAsia="Times New Roman" w:hAnsi="Times New Roman" w:cs="Times New Roman"/>
-          <w:bCs/>
-          <w:sz w:val="18"/>
-          <w:szCs w:val="18"/>
-          <w:lang w:val="en-US"/>
-        </w:rPr>
-      </w:pPr>
-      <w:r>
-        <w:rPr>
-          <w:rFonts w:ascii="Times New Roman" w:eastAsia="Times New Roman" w:hAnsi="Times New Roman" w:cs="Times New Roman"/>
-          <w:bCs/>
-          <w:sz w:val="18"/>
-          <w:szCs w:val="18"/>
-          <w:lang w:val="en-US"/>
-        </w:rPr>
-        <w:t xml:space="preserve">        List&lt;Book&gt; result = new </w:t>
-      </w:r>
-      <w:proofErr w:type="spellStart"/>
-      <w:r>
-        <w:rPr>
-          <w:rFonts w:ascii="Times New Roman" w:eastAsia="Times New Roman" w:hAnsi="Times New Roman" w:cs="Times New Roman"/>
-          <w:bCs/>
-          <w:sz w:val="18"/>
-          <w:szCs w:val="18"/>
-          <w:lang w:val="en-US"/>
-        </w:rPr>
-        <w:t>ArrayList</w:t>
-      </w:r>
-      <w:proofErr w:type="spellEnd"/>
-      <w:r>
-        <w:rPr>
-          <w:rFonts w:ascii="Times New Roman" w:eastAsia="Times New Roman" w:hAnsi="Times New Roman" w:cs="Times New Roman"/>
-          <w:bCs/>
-          <w:sz w:val="18"/>
-          <w:szCs w:val="18"/>
-          <w:lang w:val="en-US"/>
-        </w:rPr>
-        <w:t>&lt;</w:t>
-      </w:r>
-      <w:proofErr w:type="gramStart"/>
-      <w:r>
-        <w:rPr>
-          <w:rFonts w:ascii="Times New Roman" w:eastAsia="Times New Roman" w:hAnsi="Times New Roman" w:cs="Times New Roman"/>
-          <w:bCs/>
-          <w:sz w:val="18"/>
-          <w:szCs w:val="18"/>
-          <w:lang w:val="en-US"/>
-        </w:rPr>
-        <w:t>&gt;(</w:t>
-      </w:r>
-      <w:proofErr w:type="gramEnd"/>
-      <w:r>
-        <w:rPr>
-          <w:rFonts w:ascii="Times New Roman" w:eastAsia="Times New Roman" w:hAnsi="Times New Roman" w:cs="Times New Roman"/>
-          <w:bCs/>
-          <w:sz w:val="18"/>
-          <w:szCs w:val="18"/>
-          <w:lang w:val="en-US"/>
+      <w:r>
+        <w:rPr>
+          <w:rFonts w:ascii="Times New Roman" w:eastAsia="Times New Roman" w:hAnsi="Times New Roman" w:cs="Times New Roman"/>
+          <w:bCs/>
+          <w:sz w:val="18"/>
+          <w:szCs w:val="18"/>
+          <w:lang w:val="en-US"/>
+        </w:rPr>
+        <w:t>b</w:t>
+      </w:r>
+      <w:r>
+        <w:rPr>
+          <w:rFonts w:ascii="Times New Roman" w:eastAsia="Times New Roman" w:hAnsi="Times New Roman" w:cs="Times New Roman"/>
+          <w:bCs/>
+          <w:sz w:val="18"/>
+          <w:szCs w:val="18"/>
+          <w:lang w:val="ru-RU"/>
         </w:rPr>
         <w:t>);</w:t>
       </w:r>
@@ -4882,184 +6323,16 @@
           <w:bCs/>
           <w:sz w:val="18"/>
           <w:szCs w:val="18"/>
-          <w:lang w:val="en-US"/>
-        </w:rPr>
-      </w:pPr>
-      <w:r>
-        <w:rPr>
-          <w:rFonts w:ascii="Times New Roman" w:eastAsia="Times New Roman" w:hAnsi="Times New Roman" w:cs="Times New Roman"/>
-          <w:bCs/>
-          <w:sz w:val="18"/>
-          <w:szCs w:val="18"/>
-          <w:lang w:val="en-US"/>
-        </w:rPr>
-        <w:t xml:space="preserve">        for (Book </w:t>
-      </w:r>
-      <w:proofErr w:type="spellStart"/>
-      <w:proofErr w:type="gramStart"/>
-      <w:r>
-        <w:rPr>
-          <w:rFonts w:ascii="Times New Roman" w:eastAsia="Times New Roman" w:hAnsi="Times New Roman" w:cs="Times New Roman"/>
-          <w:bCs/>
-          <w:sz w:val="18"/>
-          <w:szCs w:val="18"/>
-          <w:lang w:val="en-US"/>
-        </w:rPr>
-        <w:t>book</w:t>
-      </w:r>
-      <w:proofErr w:type="spellEnd"/>
-      <w:r>
-        <w:rPr>
-          <w:rFonts w:ascii="Times New Roman" w:eastAsia="Times New Roman" w:hAnsi="Times New Roman" w:cs="Times New Roman"/>
-          <w:bCs/>
-          <w:sz w:val="18"/>
-          <w:szCs w:val="18"/>
-          <w:lang w:val="en-US"/>
-        </w:rPr>
-        <w:t xml:space="preserve"> :</w:t>
-      </w:r>
-      <w:proofErr w:type="gramEnd"/>
-      <w:r>
-        <w:rPr>
-          <w:rFonts w:ascii="Times New Roman" w:eastAsia="Times New Roman" w:hAnsi="Times New Roman" w:cs="Times New Roman"/>
-          <w:bCs/>
-          <w:sz w:val="18"/>
-          <w:szCs w:val="18"/>
-          <w:lang w:val="en-US"/>
-        </w:rPr>
-        <w:t xml:space="preserve"> books) {</w:t>
-      </w:r>
-    </w:p>
-    <w:p>
-      <w:pPr>
-        <w:spacing w:after="0" w:line="240" w:lineRule="auto"/>
-        <w:rPr>
-          <w:rFonts w:ascii="Times New Roman" w:eastAsia="Times New Roman" w:hAnsi="Times New Roman" w:cs="Times New Roman"/>
-          <w:bCs/>
-          <w:sz w:val="18"/>
-          <w:szCs w:val="18"/>
-          <w:lang w:val="en-US"/>
-        </w:rPr>
-      </w:pPr>
-      <w:r>
-        <w:rPr>
-          <w:rFonts w:ascii="Times New Roman" w:eastAsia="Times New Roman" w:hAnsi="Times New Roman" w:cs="Times New Roman"/>
-          <w:bCs/>
-          <w:sz w:val="18"/>
-          <w:szCs w:val="18"/>
-          <w:lang w:val="en-US"/>
-        </w:rPr>
-        <w:t xml:space="preserve">            if (</w:t>
-      </w:r>
-      <w:proofErr w:type="spellStart"/>
-      <w:proofErr w:type="gramStart"/>
-      <w:r>
-        <w:rPr>
-          <w:rFonts w:ascii="Times New Roman" w:eastAsia="Times New Roman" w:hAnsi="Times New Roman" w:cs="Times New Roman"/>
-          <w:bCs/>
-          <w:sz w:val="18"/>
-          <w:szCs w:val="18"/>
-          <w:lang w:val="en-US"/>
-        </w:rPr>
-        <w:t>book.getYear</w:t>
-      </w:r>
-      <w:proofErr w:type="spellEnd"/>
-      <w:proofErr w:type="gramEnd"/>
-      <w:r>
-        <w:rPr>
-          <w:rFonts w:ascii="Times New Roman" w:eastAsia="Times New Roman" w:hAnsi="Times New Roman" w:cs="Times New Roman"/>
-          <w:bCs/>
-          <w:sz w:val="18"/>
-          <w:szCs w:val="18"/>
-          <w:lang w:val="en-US"/>
-        </w:rPr>
-        <w:t>() &gt; year) {</w:t>
-      </w:r>
-    </w:p>
-    <w:p>
-      <w:pPr>
-        <w:spacing w:after="0" w:line="240" w:lineRule="auto"/>
-        <w:rPr>
-          <w:rFonts w:ascii="Times New Roman" w:eastAsia="Times New Roman" w:hAnsi="Times New Roman" w:cs="Times New Roman"/>
-          <w:bCs/>
-          <w:sz w:val="18"/>
-          <w:szCs w:val="18"/>
-          <w:lang w:val="en-US"/>
-        </w:rPr>
-      </w:pPr>
-      <w:r>
-        <w:rPr>
-          <w:rFonts w:ascii="Times New Roman" w:eastAsia="Times New Roman" w:hAnsi="Times New Roman" w:cs="Times New Roman"/>
-          <w:bCs/>
-          <w:sz w:val="18"/>
-          <w:szCs w:val="18"/>
-          <w:lang w:val="en-US"/>
-        </w:rPr>
-        <w:t xml:space="preserve">                </w:t>
-      </w:r>
-      <w:proofErr w:type="spellStart"/>
-      <w:r>
-        <w:rPr>
-          <w:rFonts w:ascii="Times New Roman" w:eastAsia="Times New Roman" w:hAnsi="Times New Roman" w:cs="Times New Roman"/>
-          <w:bCs/>
-          <w:sz w:val="18"/>
-          <w:szCs w:val="18"/>
-          <w:lang w:val="en-US"/>
-        </w:rPr>
-        <w:t>result.add</w:t>
-      </w:r>
-      <w:proofErr w:type="spellEnd"/>
-      <w:r>
-        <w:rPr>
-          <w:rFonts w:ascii="Times New Roman" w:eastAsia="Times New Roman" w:hAnsi="Times New Roman" w:cs="Times New Roman"/>
-          <w:bCs/>
-          <w:sz w:val="18"/>
-          <w:szCs w:val="18"/>
-          <w:lang w:val="en-US"/>
-        </w:rPr>
-        <w:t>(book);</w:t>
-      </w:r>
-    </w:p>
-    <w:p>
-      <w:pPr>
-        <w:spacing w:after="0" w:line="240" w:lineRule="auto"/>
-        <w:rPr>
-          <w:rFonts w:ascii="Times New Roman" w:eastAsia="Times New Roman" w:hAnsi="Times New Roman" w:cs="Times New Roman"/>
-          <w:bCs/>
-          <w:sz w:val="18"/>
-          <w:szCs w:val="18"/>
-          <w:lang w:val="en-US"/>
-        </w:rPr>
-      </w:pPr>
-      <w:r>
-        <w:rPr>
-          <w:rFonts w:ascii="Times New Roman" w:eastAsia="Times New Roman" w:hAnsi="Times New Roman" w:cs="Times New Roman"/>
-          <w:bCs/>
-          <w:sz w:val="18"/>
-          <w:szCs w:val="18"/>
-          <w:lang w:val="en-US"/>
-        </w:rPr>
-        <w:t xml:space="preserve">            }</w:t>
-      </w:r>
-    </w:p>
-    <w:p>
-      <w:pPr>
-        <w:spacing w:after="0" w:line="240" w:lineRule="auto"/>
-        <w:rPr>
-          <w:rFonts w:ascii="Times New Roman" w:eastAsia="Times New Roman" w:hAnsi="Times New Roman" w:cs="Times New Roman"/>
-          <w:bCs/>
-          <w:sz w:val="18"/>
-          <w:szCs w:val="18"/>
-          <w:lang w:val="en-US"/>
-        </w:rPr>
-      </w:pPr>
-      <w:r>
-        <w:rPr>
-          <w:rFonts w:ascii="Times New Roman" w:eastAsia="Times New Roman" w:hAnsi="Times New Roman" w:cs="Times New Roman"/>
-          <w:bCs/>
-          <w:sz w:val="18"/>
-          <w:szCs w:val="18"/>
-          <w:lang w:val="en-US"/>
+          <w:lang w:val="ru-RU"/>
+        </w:rPr>
+      </w:pPr>
+      <w:r>
+        <w:rPr>
+          <w:rFonts w:ascii="Times New Roman" w:eastAsia="Times New Roman" w:hAnsi="Times New Roman" w:cs="Times New Roman"/>
+          <w:bCs/>
+          <w:sz w:val="18"/>
+          <w:szCs w:val="18"/>
+          <w:lang w:val="ru-RU"/>
         </w:rPr>
         <w:t xml:space="preserve">        }</w:t>
       </w:r>
@@ -5072,38 +6345,16 @@
           <w:bCs/>
           <w:sz w:val="18"/>
           <w:szCs w:val="18"/>
-          <w:lang w:val="en-US"/>
-        </w:rPr>
-      </w:pPr>
-      <w:r>
-        <w:rPr>
-          <w:rFonts w:ascii="Times New Roman" w:eastAsia="Times New Roman" w:hAnsi="Times New Roman" w:cs="Times New Roman"/>
-          <w:bCs/>
-          <w:sz w:val="18"/>
-          <w:szCs w:val="18"/>
-          <w:lang w:val="en-US"/>
-        </w:rPr>
-        <w:t xml:space="preserve">        return result;</w:t>
-      </w:r>
-    </w:p>
-    <w:p>
-      <w:pPr>
-        <w:spacing w:after="0" w:line="240" w:lineRule="auto"/>
-        <w:rPr>
-          <w:rFonts w:ascii="Times New Roman" w:eastAsia="Times New Roman" w:hAnsi="Times New Roman" w:cs="Times New Roman"/>
-          <w:bCs/>
-          <w:sz w:val="18"/>
-          <w:szCs w:val="18"/>
-          <w:lang w:val="en-US"/>
-        </w:rPr>
-      </w:pPr>
-      <w:r>
-        <w:rPr>
-          <w:rFonts w:ascii="Times New Roman" w:eastAsia="Times New Roman" w:hAnsi="Times New Roman" w:cs="Times New Roman"/>
-          <w:bCs/>
-          <w:sz w:val="18"/>
-          <w:szCs w:val="18"/>
-          <w:lang w:val="en-US"/>
+          <w:lang w:val="ru-RU"/>
+        </w:rPr>
+      </w:pPr>
+      <w:r>
+        <w:rPr>
+          <w:rFonts w:ascii="Times New Roman" w:eastAsia="Times New Roman" w:hAnsi="Times New Roman" w:cs="Times New Roman"/>
+          <w:bCs/>
+          <w:sz w:val="18"/>
+          <w:szCs w:val="18"/>
+          <w:lang w:val="ru-RU"/>
         </w:rPr>
         <w:t xml:space="preserve">    }</w:t>
       </w:r>
@@ -5116,1225 +6367,7 @@
           <w:bCs/>
           <w:sz w:val="18"/>
           <w:szCs w:val="18"/>
-          <w:lang w:val="en-US"/>
-        </w:rPr>
-      </w:pPr>
-      <w:r>
-        <w:rPr>
-          <w:rFonts w:ascii="Times New Roman" w:eastAsia="Times New Roman" w:hAnsi="Times New Roman" w:cs="Times New Roman"/>
-          <w:bCs/>
-          <w:sz w:val="18"/>
-          <w:szCs w:val="18"/>
-          <w:lang w:val="en-US"/>
-        </w:rPr>
-        <w:t>}</w:t>
-      </w:r>
-    </w:p>
-    <w:p>
-      <w:pPr>
-        <w:spacing w:after="0" w:line="240" w:lineRule="auto"/>
-        <w:rPr>
-          <w:rFonts w:ascii="Times New Roman" w:eastAsia="Times New Roman" w:hAnsi="Times New Roman" w:cs="Times New Roman"/>
-          <w:bCs/>
-          <w:sz w:val="18"/>
-          <w:szCs w:val="18"/>
-          <w:lang w:val="en-US"/>
-        </w:rPr>
-      </w:pPr>
-      <w:r>
-        <w:rPr>
-          <w:rFonts w:ascii="Times New Roman" w:eastAsia="Times New Roman" w:hAnsi="Times New Roman" w:cs="Times New Roman"/>
-          <w:bCs/>
-          <w:sz w:val="18"/>
-          <w:szCs w:val="18"/>
-          <w:lang w:val="en-US"/>
-        </w:rPr>
-        <w:t>package Main;</w:t>
-      </w:r>
-    </w:p>
-    <w:p>
-      <w:pPr>
-        <w:spacing w:after="0" w:line="240" w:lineRule="auto"/>
-        <w:rPr>
-          <w:rFonts w:ascii="Times New Roman" w:eastAsia="Times New Roman" w:hAnsi="Times New Roman" w:cs="Times New Roman"/>
-          <w:bCs/>
-          <w:sz w:val="18"/>
-          <w:szCs w:val="18"/>
-          <w:lang w:val="en-US"/>
-        </w:rPr>
-      </w:pPr>
-    </w:p>
-    <w:p>
-      <w:pPr>
-        <w:spacing w:after="0" w:line="240" w:lineRule="auto"/>
-        <w:rPr>
-          <w:rFonts w:ascii="Times New Roman" w:eastAsia="Times New Roman" w:hAnsi="Times New Roman" w:cs="Times New Roman"/>
-          <w:bCs/>
-          <w:sz w:val="18"/>
-          <w:szCs w:val="18"/>
-          <w:lang w:val="en-US"/>
-        </w:rPr>
-      </w:pPr>
-      <w:r>
-        <w:rPr>
-          <w:rFonts w:ascii="Times New Roman" w:eastAsia="Times New Roman" w:hAnsi="Times New Roman" w:cs="Times New Roman"/>
-          <w:bCs/>
-          <w:sz w:val="18"/>
-          <w:szCs w:val="18"/>
-          <w:lang w:val="en-US"/>
-        </w:rPr>
-        <w:t xml:space="preserve">import </w:t>
-      </w:r>
-      <w:proofErr w:type="spellStart"/>
-      <w:r>
-        <w:rPr>
-          <w:rFonts w:ascii="Times New Roman" w:eastAsia="Times New Roman" w:hAnsi="Times New Roman" w:cs="Times New Roman"/>
-          <w:bCs/>
-          <w:sz w:val="18"/>
-          <w:szCs w:val="18"/>
-          <w:lang w:val="en-US"/>
-        </w:rPr>
-        <w:t>Models.Book</w:t>
-      </w:r>
-      <w:proofErr w:type="spellEnd"/>
-      <w:r>
-        <w:rPr>
-          <w:rFonts w:ascii="Times New Roman" w:eastAsia="Times New Roman" w:hAnsi="Times New Roman" w:cs="Times New Roman"/>
-          <w:bCs/>
-          <w:sz w:val="18"/>
-          <w:szCs w:val="18"/>
-          <w:lang w:val="en-US"/>
-        </w:rPr>
-        <w:t>;</w:t>
-      </w:r>
-    </w:p>
-    <w:p>
-      <w:pPr>
-        <w:spacing w:after="0" w:line="240" w:lineRule="auto"/>
-        <w:rPr>
-          <w:rFonts w:ascii="Times New Roman" w:eastAsia="Times New Roman" w:hAnsi="Times New Roman" w:cs="Times New Roman"/>
-          <w:bCs/>
-          <w:sz w:val="18"/>
-          <w:szCs w:val="18"/>
-          <w:lang w:val="en-US"/>
-        </w:rPr>
-      </w:pPr>
-      <w:r>
-        <w:rPr>
-          <w:rFonts w:ascii="Times New Roman" w:eastAsia="Times New Roman" w:hAnsi="Times New Roman" w:cs="Times New Roman"/>
-          <w:bCs/>
-          <w:sz w:val="18"/>
-          <w:szCs w:val="18"/>
-          <w:lang w:val="en-US"/>
-        </w:rPr>
-        <w:t xml:space="preserve">import </w:t>
-      </w:r>
-      <w:proofErr w:type="spellStart"/>
-      <w:r>
-        <w:rPr>
-          <w:rFonts w:ascii="Times New Roman" w:eastAsia="Times New Roman" w:hAnsi="Times New Roman" w:cs="Times New Roman"/>
-          <w:bCs/>
-          <w:sz w:val="18"/>
-          <w:szCs w:val="18"/>
-          <w:lang w:val="en-US"/>
-        </w:rPr>
-        <w:t>Models.Library</w:t>
-      </w:r>
-      <w:proofErr w:type="spellEnd"/>
-      <w:r>
-        <w:rPr>
-          <w:rFonts w:ascii="Times New Roman" w:eastAsia="Times New Roman" w:hAnsi="Times New Roman" w:cs="Times New Roman"/>
-          <w:bCs/>
-          <w:sz w:val="18"/>
-          <w:szCs w:val="18"/>
-          <w:lang w:val="en-US"/>
-        </w:rPr>
-        <w:t>;</w:t>
-      </w:r>
-    </w:p>
-    <w:p>
-      <w:pPr>
-        <w:spacing w:after="0" w:line="240" w:lineRule="auto"/>
-        <w:rPr>
-          <w:rFonts w:ascii="Times New Roman" w:eastAsia="Times New Roman" w:hAnsi="Times New Roman" w:cs="Times New Roman"/>
-          <w:bCs/>
-          <w:sz w:val="18"/>
-          <w:szCs w:val="18"/>
-          <w:lang w:val="en-US"/>
-        </w:rPr>
-      </w:pPr>
-    </w:p>
-    <w:p>
-      <w:pPr>
-        <w:spacing w:after="0" w:line="240" w:lineRule="auto"/>
-        <w:rPr>
-          <w:rFonts w:ascii="Times New Roman" w:eastAsia="Times New Roman" w:hAnsi="Times New Roman" w:cs="Times New Roman"/>
-          <w:bCs/>
-          <w:sz w:val="18"/>
-          <w:szCs w:val="18"/>
-          <w:lang w:val="en-US"/>
-        </w:rPr>
-      </w:pPr>
-      <w:r>
-        <w:rPr>
-          <w:rFonts w:ascii="Times New Roman" w:eastAsia="Times New Roman" w:hAnsi="Times New Roman" w:cs="Times New Roman"/>
-          <w:bCs/>
-          <w:sz w:val="18"/>
-          <w:szCs w:val="18"/>
-          <w:lang w:val="en-US"/>
-        </w:rPr>
-        <w:t>public class Main {</w:t>
-      </w:r>
-    </w:p>
-    <w:p>
-      <w:pPr>
-        <w:spacing w:after="0" w:line="240" w:lineRule="auto"/>
-        <w:rPr>
-          <w:rFonts w:ascii="Times New Roman" w:eastAsia="Times New Roman" w:hAnsi="Times New Roman" w:cs="Times New Roman"/>
-          <w:bCs/>
-          <w:sz w:val="18"/>
-          <w:szCs w:val="18"/>
-          <w:lang w:val="en-US"/>
-        </w:rPr>
-      </w:pPr>
-      <w:r>
-        <w:rPr>
-          <w:rFonts w:ascii="Times New Roman" w:eastAsia="Times New Roman" w:hAnsi="Times New Roman" w:cs="Times New Roman"/>
-          <w:bCs/>
-          <w:sz w:val="18"/>
-          <w:szCs w:val="18"/>
-          <w:lang w:val="en-US"/>
-        </w:rPr>
-        <w:t xml:space="preserve">    public static void </w:t>
-      </w:r>
-      <w:proofErr w:type="gramStart"/>
-      <w:r>
-        <w:rPr>
-          <w:rFonts w:ascii="Times New Roman" w:eastAsia="Times New Roman" w:hAnsi="Times New Roman" w:cs="Times New Roman"/>
-          <w:bCs/>
-          <w:sz w:val="18"/>
-          <w:szCs w:val="18"/>
-          <w:lang w:val="en-US"/>
-        </w:rPr>
-        <w:t>main(</w:t>
-      </w:r>
-      <w:proofErr w:type="gramEnd"/>
-      <w:r>
-        <w:rPr>
-          <w:rFonts w:ascii="Times New Roman" w:eastAsia="Times New Roman" w:hAnsi="Times New Roman" w:cs="Times New Roman"/>
-          <w:bCs/>
-          <w:sz w:val="18"/>
-          <w:szCs w:val="18"/>
-          <w:lang w:val="en-US"/>
-        </w:rPr>
-        <w:t xml:space="preserve">String[] </w:t>
-      </w:r>
-      <w:proofErr w:type="spellStart"/>
-      <w:r>
-        <w:rPr>
-          <w:rFonts w:ascii="Times New Roman" w:eastAsia="Times New Roman" w:hAnsi="Times New Roman" w:cs="Times New Roman"/>
-          <w:bCs/>
-          <w:sz w:val="18"/>
-          <w:szCs w:val="18"/>
-          <w:lang w:val="en-US"/>
-        </w:rPr>
-        <w:t>args</w:t>
-      </w:r>
-      <w:proofErr w:type="spellEnd"/>
-      <w:r>
-        <w:rPr>
-          <w:rFonts w:ascii="Times New Roman" w:eastAsia="Times New Roman" w:hAnsi="Times New Roman" w:cs="Times New Roman"/>
-          <w:bCs/>
-          <w:sz w:val="18"/>
-          <w:szCs w:val="18"/>
-          <w:lang w:val="en-US"/>
-        </w:rPr>
-        <w:t>) {</w:t>
-      </w:r>
-    </w:p>
-    <w:p>
-      <w:pPr>
-        <w:spacing w:after="0" w:line="240" w:lineRule="auto"/>
-        <w:rPr>
-          <w:rFonts w:ascii="Times New Roman" w:eastAsia="Times New Roman" w:hAnsi="Times New Roman" w:cs="Times New Roman"/>
-          <w:bCs/>
-          <w:sz w:val="18"/>
-          <w:szCs w:val="18"/>
-          <w:lang w:val="en-US"/>
-        </w:rPr>
-      </w:pPr>
-      <w:r>
-        <w:rPr>
-          <w:rFonts w:ascii="Times New Roman" w:eastAsia="Times New Roman" w:hAnsi="Times New Roman" w:cs="Times New Roman"/>
-          <w:bCs/>
-          <w:sz w:val="18"/>
-          <w:szCs w:val="18"/>
-          <w:lang w:val="en-US"/>
-        </w:rPr>
-        <w:t xml:space="preserve">        Library </w:t>
-      </w:r>
-      <w:proofErr w:type="spellStart"/>
-      <w:r>
-        <w:rPr>
-          <w:rFonts w:ascii="Times New Roman" w:eastAsia="Times New Roman" w:hAnsi="Times New Roman" w:cs="Times New Roman"/>
-          <w:bCs/>
-          <w:sz w:val="18"/>
-          <w:szCs w:val="18"/>
-          <w:lang w:val="en-US"/>
-        </w:rPr>
-        <w:t>library</w:t>
-      </w:r>
-      <w:proofErr w:type="spellEnd"/>
-      <w:r>
-        <w:rPr>
-          <w:rFonts w:ascii="Times New Roman" w:eastAsia="Times New Roman" w:hAnsi="Times New Roman" w:cs="Times New Roman"/>
-          <w:bCs/>
-          <w:sz w:val="18"/>
-          <w:szCs w:val="18"/>
-          <w:lang w:val="en-US"/>
-        </w:rPr>
-        <w:t xml:space="preserve"> = new </w:t>
-      </w:r>
-      <w:proofErr w:type="gramStart"/>
-      <w:r>
-        <w:rPr>
-          <w:rFonts w:ascii="Times New Roman" w:eastAsia="Times New Roman" w:hAnsi="Times New Roman" w:cs="Times New Roman"/>
-          <w:bCs/>
-          <w:sz w:val="18"/>
-          <w:szCs w:val="18"/>
-          <w:lang w:val="en-US"/>
-        </w:rPr>
-        <w:t>Library(</w:t>
-      </w:r>
-      <w:proofErr w:type="gramEnd"/>
-      <w:r>
-        <w:rPr>
-          <w:rFonts w:ascii="Times New Roman" w:eastAsia="Times New Roman" w:hAnsi="Times New Roman" w:cs="Times New Roman"/>
-          <w:bCs/>
-          <w:sz w:val="18"/>
-          <w:szCs w:val="18"/>
-          <w:lang w:val="en-US"/>
-        </w:rPr>
-        <w:t>);</w:t>
-      </w:r>
-    </w:p>
-    <w:p>
-      <w:pPr>
-        <w:spacing w:after="0" w:line="240" w:lineRule="auto"/>
-        <w:rPr>
-          <w:rFonts w:ascii="Times New Roman" w:eastAsia="Times New Roman" w:hAnsi="Times New Roman" w:cs="Times New Roman"/>
-          <w:bCs/>
-          <w:sz w:val="18"/>
-          <w:szCs w:val="18"/>
-          <w:lang w:val="en-US"/>
-        </w:rPr>
-      </w:pPr>
-      <w:r>
-        <w:rPr>
-          <w:rFonts w:ascii="Times New Roman" w:eastAsia="Times New Roman" w:hAnsi="Times New Roman" w:cs="Times New Roman"/>
-          <w:bCs/>
-          <w:sz w:val="18"/>
-          <w:szCs w:val="18"/>
-          <w:lang w:val="en-US"/>
-        </w:rPr>
-        <w:t xml:space="preserve">        </w:t>
-      </w:r>
-      <w:proofErr w:type="spellStart"/>
-      <w:proofErr w:type="gramStart"/>
-      <w:r>
-        <w:rPr>
-          <w:rFonts w:ascii="Times New Roman" w:eastAsia="Times New Roman" w:hAnsi="Times New Roman" w:cs="Times New Roman"/>
-          <w:bCs/>
-          <w:sz w:val="18"/>
-          <w:szCs w:val="18"/>
-          <w:lang w:val="en-US"/>
-        </w:rPr>
-        <w:t>library.addBook</w:t>
-      </w:r>
-      <w:proofErr w:type="spellEnd"/>
-      <w:proofErr w:type="gramEnd"/>
-      <w:r>
-        <w:rPr>
-          <w:rFonts w:ascii="Times New Roman" w:eastAsia="Times New Roman" w:hAnsi="Times New Roman" w:cs="Times New Roman"/>
-          <w:bCs/>
-          <w:sz w:val="18"/>
-          <w:szCs w:val="18"/>
-          <w:lang w:val="en-US"/>
-        </w:rPr>
-        <w:t>(new Book(1, "</w:t>
-      </w:r>
-      <w:proofErr w:type="spellStart"/>
-      <w:r>
-        <w:rPr>
-          <w:rFonts w:ascii="Times New Roman" w:eastAsia="Times New Roman" w:hAnsi="Times New Roman" w:cs="Times New Roman"/>
-          <w:bCs/>
-          <w:sz w:val="18"/>
-          <w:szCs w:val="18"/>
-          <w:lang w:val="en-US"/>
-        </w:rPr>
-        <w:t>Кобзар</w:t>
-      </w:r>
-      <w:proofErr w:type="spellEnd"/>
-      <w:r>
-        <w:rPr>
-          <w:rFonts w:ascii="Times New Roman" w:eastAsia="Times New Roman" w:hAnsi="Times New Roman" w:cs="Times New Roman"/>
-          <w:bCs/>
-          <w:sz w:val="18"/>
-          <w:szCs w:val="18"/>
-          <w:lang w:val="en-US"/>
-        </w:rPr>
-        <w:t>", "</w:t>
-      </w:r>
-      <w:proofErr w:type="spellStart"/>
-      <w:r>
-        <w:rPr>
-          <w:rFonts w:ascii="Times New Roman" w:eastAsia="Times New Roman" w:hAnsi="Times New Roman" w:cs="Times New Roman"/>
-          <w:bCs/>
-          <w:sz w:val="18"/>
-          <w:szCs w:val="18"/>
-          <w:lang w:val="en-US"/>
-        </w:rPr>
-        <w:t>Тарас</w:t>
-      </w:r>
-      <w:proofErr w:type="spellEnd"/>
-      <w:r>
-        <w:rPr>
-          <w:rFonts w:ascii="Times New Roman" w:eastAsia="Times New Roman" w:hAnsi="Times New Roman" w:cs="Times New Roman"/>
-          <w:bCs/>
-          <w:sz w:val="18"/>
-          <w:szCs w:val="18"/>
-          <w:lang w:val="en-US"/>
-        </w:rPr>
-        <w:t xml:space="preserve"> </w:t>
-      </w:r>
-      <w:proofErr w:type="spellStart"/>
-      <w:r>
-        <w:rPr>
-          <w:rFonts w:ascii="Times New Roman" w:eastAsia="Times New Roman" w:hAnsi="Times New Roman" w:cs="Times New Roman"/>
-          <w:bCs/>
-          <w:sz w:val="18"/>
-          <w:szCs w:val="18"/>
-          <w:lang w:val="en-US"/>
-        </w:rPr>
-        <w:t>Шевченко</w:t>
-      </w:r>
-      <w:proofErr w:type="spellEnd"/>
-      <w:r>
-        <w:rPr>
-          <w:rFonts w:ascii="Times New Roman" w:eastAsia="Times New Roman" w:hAnsi="Times New Roman" w:cs="Times New Roman"/>
-          <w:bCs/>
-          <w:sz w:val="18"/>
-          <w:szCs w:val="18"/>
-          <w:lang w:val="en-US"/>
-        </w:rPr>
-        <w:t>", "</w:t>
-      </w:r>
-      <w:proofErr w:type="spellStart"/>
-      <w:r>
-        <w:rPr>
-          <w:rFonts w:ascii="Times New Roman" w:eastAsia="Times New Roman" w:hAnsi="Times New Roman" w:cs="Times New Roman"/>
-          <w:bCs/>
-          <w:sz w:val="18"/>
-          <w:szCs w:val="18"/>
-          <w:lang w:val="en-US"/>
-        </w:rPr>
-        <w:t>Просвіта</w:t>
-      </w:r>
-      <w:proofErr w:type="spellEnd"/>
-      <w:r>
-        <w:rPr>
-          <w:rFonts w:ascii="Times New Roman" w:eastAsia="Times New Roman" w:hAnsi="Times New Roman" w:cs="Times New Roman"/>
-          <w:bCs/>
-          <w:sz w:val="18"/>
-          <w:szCs w:val="18"/>
-          <w:lang w:val="en-US"/>
-        </w:rPr>
-        <w:t>", 2012, 400, 150));</w:t>
-      </w:r>
-    </w:p>
-    <w:p>
-      <w:pPr>
-        <w:spacing w:after="0" w:line="240" w:lineRule="auto"/>
-        <w:rPr>
-          <w:rFonts w:ascii="Times New Roman" w:eastAsia="Times New Roman" w:hAnsi="Times New Roman" w:cs="Times New Roman"/>
-          <w:bCs/>
-          <w:sz w:val="18"/>
-          <w:szCs w:val="18"/>
-          <w:lang w:val="en-US"/>
-        </w:rPr>
-      </w:pPr>
-      <w:r>
-        <w:rPr>
-          <w:rFonts w:ascii="Times New Roman" w:eastAsia="Times New Roman" w:hAnsi="Times New Roman" w:cs="Times New Roman"/>
-          <w:bCs/>
-          <w:sz w:val="18"/>
-          <w:szCs w:val="18"/>
-          <w:lang w:val="en-US"/>
-        </w:rPr>
-        <w:t xml:space="preserve">        </w:t>
-      </w:r>
-      <w:proofErr w:type="spellStart"/>
-      <w:proofErr w:type="gramStart"/>
-      <w:r>
-        <w:rPr>
-          <w:rFonts w:ascii="Times New Roman" w:eastAsia="Times New Roman" w:hAnsi="Times New Roman" w:cs="Times New Roman"/>
-          <w:bCs/>
-          <w:sz w:val="18"/>
-          <w:szCs w:val="18"/>
-          <w:lang w:val="en-US"/>
-        </w:rPr>
-        <w:t>library.addBook</w:t>
-      </w:r>
-      <w:proofErr w:type="spellEnd"/>
-      <w:proofErr w:type="gramEnd"/>
-      <w:r>
-        <w:rPr>
-          <w:rFonts w:ascii="Times New Roman" w:eastAsia="Times New Roman" w:hAnsi="Times New Roman" w:cs="Times New Roman"/>
-          <w:bCs/>
-          <w:sz w:val="18"/>
-          <w:szCs w:val="18"/>
-          <w:lang w:val="en-US"/>
-        </w:rPr>
-        <w:t>(new Book(2, "</w:t>
-      </w:r>
-      <w:proofErr w:type="spellStart"/>
-      <w:r>
-        <w:rPr>
-          <w:rFonts w:ascii="Times New Roman" w:eastAsia="Times New Roman" w:hAnsi="Times New Roman" w:cs="Times New Roman"/>
-          <w:bCs/>
-          <w:sz w:val="18"/>
-          <w:szCs w:val="18"/>
-          <w:lang w:val="en-US"/>
-        </w:rPr>
-        <w:t>Мандрівний</w:t>
-      </w:r>
-      <w:proofErr w:type="spellEnd"/>
-      <w:r>
-        <w:rPr>
-          <w:rFonts w:ascii="Times New Roman" w:eastAsia="Times New Roman" w:hAnsi="Times New Roman" w:cs="Times New Roman"/>
-          <w:bCs/>
-          <w:sz w:val="18"/>
-          <w:szCs w:val="18"/>
-          <w:lang w:val="en-US"/>
-        </w:rPr>
-        <w:t xml:space="preserve"> </w:t>
-      </w:r>
-      <w:proofErr w:type="spellStart"/>
-      <w:r>
-        <w:rPr>
-          <w:rFonts w:ascii="Times New Roman" w:eastAsia="Times New Roman" w:hAnsi="Times New Roman" w:cs="Times New Roman"/>
-          <w:bCs/>
-          <w:sz w:val="18"/>
-          <w:szCs w:val="18"/>
-          <w:lang w:val="en-US"/>
-        </w:rPr>
-        <w:t>замок</w:t>
-      </w:r>
-      <w:proofErr w:type="spellEnd"/>
-      <w:r>
-        <w:rPr>
-          <w:rFonts w:ascii="Times New Roman" w:eastAsia="Times New Roman" w:hAnsi="Times New Roman" w:cs="Times New Roman"/>
-          <w:bCs/>
-          <w:sz w:val="18"/>
-          <w:szCs w:val="18"/>
-          <w:lang w:val="en-US"/>
-        </w:rPr>
-        <w:t xml:space="preserve"> </w:t>
-      </w:r>
-      <w:proofErr w:type="spellStart"/>
-      <w:r>
-        <w:rPr>
-          <w:rFonts w:ascii="Times New Roman" w:eastAsia="Times New Roman" w:hAnsi="Times New Roman" w:cs="Times New Roman"/>
-          <w:bCs/>
-          <w:sz w:val="18"/>
-          <w:szCs w:val="18"/>
-          <w:lang w:val="en-US"/>
-        </w:rPr>
-        <w:t>Хаула</w:t>
-      </w:r>
-      <w:proofErr w:type="spellEnd"/>
-      <w:r>
-        <w:rPr>
-          <w:rFonts w:ascii="Times New Roman" w:eastAsia="Times New Roman" w:hAnsi="Times New Roman" w:cs="Times New Roman"/>
-          <w:bCs/>
-          <w:sz w:val="18"/>
-          <w:szCs w:val="18"/>
-          <w:lang w:val="en-US"/>
-        </w:rPr>
-        <w:t>", "</w:t>
-      </w:r>
-      <w:proofErr w:type="spellStart"/>
-      <w:r>
-        <w:rPr>
-          <w:rFonts w:ascii="Times New Roman" w:eastAsia="Times New Roman" w:hAnsi="Times New Roman" w:cs="Times New Roman"/>
-          <w:bCs/>
-          <w:sz w:val="18"/>
-          <w:szCs w:val="18"/>
-          <w:lang w:val="en-US"/>
-        </w:rPr>
-        <w:t>Діана</w:t>
-      </w:r>
-      <w:proofErr w:type="spellEnd"/>
-      <w:r>
-        <w:rPr>
-          <w:rFonts w:ascii="Times New Roman" w:eastAsia="Times New Roman" w:hAnsi="Times New Roman" w:cs="Times New Roman"/>
-          <w:bCs/>
-          <w:sz w:val="18"/>
-          <w:szCs w:val="18"/>
-          <w:lang w:val="en-US"/>
-        </w:rPr>
-        <w:t xml:space="preserve"> </w:t>
-      </w:r>
-      <w:proofErr w:type="spellStart"/>
-      <w:r>
-        <w:rPr>
-          <w:rFonts w:ascii="Times New Roman" w:eastAsia="Times New Roman" w:hAnsi="Times New Roman" w:cs="Times New Roman"/>
-          <w:bCs/>
-          <w:sz w:val="18"/>
-          <w:szCs w:val="18"/>
-          <w:lang w:val="en-US"/>
-        </w:rPr>
-        <w:t>Вінн</w:t>
-      </w:r>
-      <w:proofErr w:type="spellEnd"/>
-      <w:r>
-        <w:rPr>
-          <w:rFonts w:ascii="Times New Roman" w:eastAsia="Times New Roman" w:hAnsi="Times New Roman" w:cs="Times New Roman"/>
-          <w:bCs/>
-          <w:sz w:val="18"/>
-          <w:szCs w:val="18"/>
-          <w:lang w:val="en-US"/>
-        </w:rPr>
-        <w:t xml:space="preserve"> </w:t>
-      </w:r>
-      <w:proofErr w:type="spellStart"/>
-      <w:r>
-        <w:rPr>
-          <w:rFonts w:ascii="Times New Roman" w:eastAsia="Times New Roman" w:hAnsi="Times New Roman" w:cs="Times New Roman"/>
-          <w:bCs/>
-          <w:sz w:val="18"/>
-          <w:szCs w:val="18"/>
-          <w:lang w:val="en-US"/>
-        </w:rPr>
-        <w:t>Джонс</w:t>
-      </w:r>
-      <w:proofErr w:type="spellEnd"/>
-      <w:r>
-        <w:rPr>
-          <w:rFonts w:ascii="Times New Roman" w:eastAsia="Times New Roman" w:hAnsi="Times New Roman" w:cs="Times New Roman"/>
-          <w:bCs/>
-          <w:sz w:val="18"/>
-          <w:szCs w:val="18"/>
-          <w:lang w:val="en-US"/>
-        </w:rPr>
-        <w:t>", "А-</w:t>
-      </w:r>
-      <w:proofErr w:type="spellStart"/>
-      <w:r>
-        <w:rPr>
-          <w:rFonts w:ascii="Times New Roman" w:eastAsia="Times New Roman" w:hAnsi="Times New Roman" w:cs="Times New Roman"/>
-          <w:bCs/>
-          <w:sz w:val="18"/>
-          <w:szCs w:val="18"/>
-          <w:lang w:val="en-US"/>
-        </w:rPr>
-        <w:t>ба</w:t>
-      </w:r>
-      <w:proofErr w:type="spellEnd"/>
-      <w:r>
-        <w:rPr>
-          <w:rFonts w:ascii="Times New Roman" w:eastAsia="Times New Roman" w:hAnsi="Times New Roman" w:cs="Times New Roman"/>
-          <w:bCs/>
-          <w:sz w:val="18"/>
-          <w:szCs w:val="18"/>
-          <w:lang w:val="en-US"/>
-        </w:rPr>
-        <w:t>-</w:t>
-      </w:r>
-      <w:proofErr w:type="spellStart"/>
-      <w:r>
-        <w:rPr>
-          <w:rFonts w:ascii="Times New Roman" w:eastAsia="Times New Roman" w:hAnsi="Times New Roman" w:cs="Times New Roman"/>
-          <w:bCs/>
-          <w:sz w:val="18"/>
-          <w:szCs w:val="18"/>
-          <w:lang w:val="en-US"/>
-        </w:rPr>
-        <w:t>ба-га-ла-ма-га</w:t>
-      </w:r>
-      <w:proofErr w:type="spellEnd"/>
-      <w:r>
-        <w:rPr>
-          <w:rFonts w:ascii="Times New Roman" w:eastAsia="Times New Roman" w:hAnsi="Times New Roman" w:cs="Times New Roman"/>
-          <w:bCs/>
-          <w:sz w:val="18"/>
-          <w:szCs w:val="18"/>
-          <w:lang w:val="en-US"/>
-        </w:rPr>
-        <w:t>", 2004, 320, 250));</w:t>
-      </w:r>
-    </w:p>
-    <w:p>
-      <w:pPr>
-        <w:spacing w:after="0" w:line="240" w:lineRule="auto"/>
-        <w:rPr>
-          <w:rFonts w:ascii="Times New Roman" w:eastAsia="Times New Roman" w:hAnsi="Times New Roman" w:cs="Times New Roman"/>
-          <w:bCs/>
-          <w:sz w:val="18"/>
-          <w:szCs w:val="18"/>
-          <w:lang w:val="en-US"/>
-        </w:rPr>
-      </w:pPr>
-    </w:p>
-    <w:p>
-      <w:pPr>
-        <w:spacing w:after="0" w:line="240" w:lineRule="auto"/>
-        <w:rPr>
-          <w:rFonts w:ascii="Times New Roman" w:eastAsia="Times New Roman" w:hAnsi="Times New Roman" w:cs="Times New Roman"/>
-          <w:bCs/>
-          <w:sz w:val="18"/>
-          <w:szCs w:val="18"/>
-          <w:lang w:val="en-US"/>
-        </w:rPr>
-      </w:pPr>
-      <w:r>
-        <w:rPr>
-          <w:rFonts w:ascii="Times New Roman" w:eastAsia="Times New Roman" w:hAnsi="Times New Roman" w:cs="Times New Roman"/>
-          <w:bCs/>
-          <w:sz w:val="18"/>
-          <w:szCs w:val="18"/>
-          <w:lang w:val="en-US"/>
-        </w:rPr>
-        <w:t xml:space="preserve">        </w:t>
-      </w:r>
-      <w:proofErr w:type="spellStart"/>
-      <w:r>
-        <w:rPr>
-          <w:rFonts w:ascii="Times New Roman" w:eastAsia="Times New Roman" w:hAnsi="Times New Roman" w:cs="Times New Roman"/>
-          <w:bCs/>
-          <w:sz w:val="18"/>
-          <w:szCs w:val="18"/>
-          <w:lang w:val="en-US"/>
-        </w:rPr>
-        <w:t>System.out.println</w:t>
-      </w:r>
-      <w:proofErr w:type="spellEnd"/>
-      <w:r>
-        <w:rPr>
-          <w:rFonts w:ascii="Times New Roman" w:eastAsia="Times New Roman" w:hAnsi="Times New Roman" w:cs="Times New Roman"/>
-          <w:bCs/>
-          <w:sz w:val="18"/>
-          <w:szCs w:val="18"/>
-          <w:lang w:val="en-US"/>
-        </w:rPr>
-        <w:t>("</w:t>
-      </w:r>
-      <w:proofErr w:type="spellStart"/>
-      <w:r>
-        <w:rPr>
-          <w:rFonts w:ascii="Times New Roman" w:eastAsia="Times New Roman" w:hAnsi="Times New Roman" w:cs="Times New Roman"/>
-          <w:bCs/>
-          <w:sz w:val="18"/>
-          <w:szCs w:val="18"/>
-          <w:lang w:val="en-US"/>
-        </w:rPr>
-        <w:t>Книги</w:t>
-      </w:r>
-      <w:proofErr w:type="spellEnd"/>
-      <w:r>
-        <w:rPr>
-          <w:rFonts w:ascii="Times New Roman" w:eastAsia="Times New Roman" w:hAnsi="Times New Roman" w:cs="Times New Roman"/>
-          <w:bCs/>
-          <w:sz w:val="18"/>
-          <w:szCs w:val="18"/>
-          <w:lang w:val="en-US"/>
-        </w:rPr>
-        <w:t xml:space="preserve"> </w:t>
-      </w:r>
-      <w:proofErr w:type="spellStart"/>
-      <w:r>
-        <w:rPr>
-          <w:rFonts w:ascii="Times New Roman" w:eastAsia="Times New Roman" w:hAnsi="Times New Roman" w:cs="Times New Roman"/>
-          <w:bCs/>
-          <w:sz w:val="18"/>
-          <w:szCs w:val="18"/>
-          <w:lang w:val="en-US"/>
-        </w:rPr>
-        <w:t>Шевченка</w:t>
-      </w:r>
-      <w:proofErr w:type="spellEnd"/>
-      <w:r>
-        <w:rPr>
-          <w:rFonts w:ascii="Times New Roman" w:eastAsia="Times New Roman" w:hAnsi="Times New Roman" w:cs="Times New Roman"/>
-          <w:bCs/>
-          <w:sz w:val="18"/>
-          <w:szCs w:val="18"/>
-          <w:lang w:val="en-US"/>
-        </w:rPr>
-        <w:t>:");</w:t>
-      </w:r>
-    </w:p>
-    <w:p>
-      <w:pPr>
-        <w:spacing w:after="0" w:line="240" w:lineRule="auto"/>
-        <w:rPr>
-          <w:rFonts w:ascii="Times New Roman" w:eastAsia="Times New Roman" w:hAnsi="Times New Roman" w:cs="Times New Roman"/>
-          <w:bCs/>
-          <w:sz w:val="18"/>
-          <w:szCs w:val="18"/>
-          <w:lang w:val="en-US"/>
-        </w:rPr>
-      </w:pPr>
-      <w:r>
-        <w:rPr>
-          <w:rFonts w:ascii="Times New Roman" w:eastAsia="Times New Roman" w:hAnsi="Times New Roman" w:cs="Times New Roman"/>
-          <w:bCs/>
-          <w:sz w:val="18"/>
-          <w:szCs w:val="18"/>
-          <w:lang w:val="en-US"/>
-        </w:rPr>
-        <w:t xml:space="preserve">        for (Book </w:t>
-      </w:r>
-      <w:proofErr w:type="gramStart"/>
-      <w:r>
-        <w:rPr>
-          <w:rFonts w:ascii="Times New Roman" w:eastAsia="Times New Roman" w:hAnsi="Times New Roman" w:cs="Times New Roman"/>
-          <w:bCs/>
-          <w:sz w:val="18"/>
-          <w:szCs w:val="18"/>
-          <w:lang w:val="en-US"/>
-        </w:rPr>
-        <w:t>b :</w:t>
-      </w:r>
-      <w:proofErr w:type="gramEnd"/>
-      <w:r>
-        <w:rPr>
-          <w:rFonts w:ascii="Times New Roman" w:eastAsia="Times New Roman" w:hAnsi="Times New Roman" w:cs="Times New Roman"/>
-          <w:bCs/>
-          <w:sz w:val="18"/>
-          <w:szCs w:val="18"/>
-          <w:lang w:val="en-US"/>
-        </w:rPr>
-        <w:t xml:space="preserve"> </w:t>
-      </w:r>
-      <w:proofErr w:type="spellStart"/>
-      <w:r>
-        <w:rPr>
-          <w:rFonts w:ascii="Times New Roman" w:eastAsia="Times New Roman" w:hAnsi="Times New Roman" w:cs="Times New Roman"/>
-          <w:bCs/>
-          <w:sz w:val="18"/>
-          <w:szCs w:val="18"/>
-          <w:lang w:val="en-US"/>
-        </w:rPr>
-        <w:t>library.getBooksByAuthor</w:t>
-      </w:r>
-      <w:proofErr w:type="spellEnd"/>
-      <w:r>
-        <w:rPr>
-          <w:rFonts w:ascii="Times New Roman" w:eastAsia="Times New Roman" w:hAnsi="Times New Roman" w:cs="Times New Roman"/>
-          <w:bCs/>
-          <w:sz w:val="18"/>
-          <w:szCs w:val="18"/>
-          <w:lang w:val="en-US"/>
-        </w:rPr>
-        <w:t>("</w:t>
-      </w:r>
-      <w:proofErr w:type="spellStart"/>
-      <w:r>
-        <w:rPr>
-          <w:rFonts w:ascii="Times New Roman" w:eastAsia="Times New Roman" w:hAnsi="Times New Roman" w:cs="Times New Roman"/>
-          <w:bCs/>
-          <w:sz w:val="18"/>
-          <w:szCs w:val="18"/>
-          <w:lang w:val="en-US"/>
-        </w:rPr>
-        <w:t>Тарас</w:t>
-      </w:r>
-      <w:proofErr w:type="spellEnd"/>
-      <w:r>
-        <w:rPr>
-          <w:rFonts w:ascii="Times New Roman" w:eastAsia="Times New Roman" w:hAnsi="Times New Roman" w:cs="Times New Roman"/>
-          <w:bCs/>
-          <w:sz w:val="18"/>
-          <w:szCs w:val="18"/>
-          <w:lang w:val="en-US"/>
-        </w:rPr>
-        <w:t xml:space="preserve"> </w:t>
-      </w:r>
-      <w:proofErr w:type="spellStart"/>
-      <w:r>
-        <w:rPr>
-          <w:rFonts w:ascii="Times New Roman" w:eastAsia="Times New Roman" w:hAnsi="Times New Roman" w:cs="Times New Roman"/>
-          <w:bCs/>
-          <w:sz w:val="18"/>
-          <w:szCs w:val="18"/>
-          <w:lang w:val="en-US"/>
-        </w:rPr>
-        <w:t>Шевченко</w:t>
-      </w:r>
-      <w:proofErr w:type="spellEnd"/>
-      <w:r>
-        <w:rPr>
-          <w:rFonts w:ascii="Times New Roman" w:eastAsia="Times New Roman" w:hAnsi="Times New Roman" w:cs="Times New Roman"/>
-          <w:bCs/>
-          <w:sz w:val="18"/>
-          <w:szCs w:val="18"/>
-          <w:lang w:val="en-US"/>
-        </w:rPr>
-        <w:t>")) {</w:t>
-      </w:r>
-    </w:p>
-    <w:p>
-      <w:pPr>
-        <w:spacing w:after="0" w:line="240" w:lineRule="auto"/>
-        <w:rPr>
-          <w:rFonts w:ascii="Times New Roman" w:eastAsia="Times New Roman" w:hAnsi="Times New Roman" w:cs="Times New Roman"/>
-          <w:bCs/>
-          <w:sz w:val="18"/>
-          <w:szCs w:val="18"/>
-          <w:lang w:val="en-US"/>
-        </w:rPr>
-      </w:pPr>
-      <w:r>
-        <w:rPr>
-          <w:rFonts w:ascii="Times New Roman" w:eastAsia="Times New Roman" w:hAnsi="Times New Roman" w:cs="Times New Roman"/>
-          <w:bCs/>
-          <w:sz w:val="18"/>
-          <w:szCs w:val="18"/>
-          <w:lang w:val="en-US"/>
-        </w:rPr>
-        <w:t xml:space="preserve">            </w:t>
-      </w:r>
-      <w:proofErr w:type="spellStart"/>
-      <w:r>
-        <w:rPr>
-          <w:rFonts w:ascii="Times New Roman" w:eastAsia="Times New Roman" w:hAnsi="Times New Roman" w:cs="Times New Roman"/>
-          <w:bCs/>
-          <w:sz w:val="18"/>
-          <w:szCs w:val="18"/>
-          <w:lang w:val="en-US"/>
-        </w:rPr>
-        <w:t>System.out.println</w:t>
-      </w:r>
-      <w:proofErr w:type="spellEnd"/>
-      <w:r>
-        <w:rPr>
-          <w:rFonts w:ascii="Times New Roman" w:eastAsia="Times New Roman" w:hAnsi="Times New Roman" w:cs="Times New Roman"/>
-          <w:bCs/>
-          <w:sz w:val="18"/>
-          <w:szCs w:val="18"/>
-          <w:lang w:val="en-US"/>
-        </w:rPr>
-        <w:t>(b);</w:t>
-      </w:r>
-    </w:p>
-    <w:p>
-      <w:pPr>
-        <w:spacing w:after="0" w:line="240" w:lineRule="auto"/>
-        <w:rPr>
-          <w:rFonts w:ascii="Times New Roman" w:eastAsia="Times New Roman" w:hAnsi="Times New Roman" w:cs="Times New Roman"/>
-          <w:bCs/>
-          <w:sz w:val="18"/>
-          <w:szCs w:val="18"/>
-          <w:lang w:val="en-US"/>
-        </w:rPr>
-      </w:pPr>
-      <w:r>
-        <w:rPr>
-          <w:rFonts w:ascii="Times New Roman" w:eastAsia="Times New Roman" w:hAnsi="Times New Roman" w:cs="Times New Roman"/>
-          <w:bCs/>
-          <w:sz w:val="18"/>
-          <w:szCs w:val="18"/>
-          <w:lang w:val="en-US"/>
-        </w:rPr>
-        <w:t xml:space="preserve">        }</w:t>
-      </w:r>
-    </w:p>
-    <w:p>
-      <w:pPr>
-        <w:spacing w:after="0" w:line="240" w:lineRule="auto"/>
-        <w:rPr>
-          <w:rFonts w:ascii="Times New Roman" w:eastAsia="Times New Roman" w:hAnsi="Times New Roman" w:cs="Times New Roman"/>
-          <w:bCs/>
-          <w:sz w:val="18"/>
-          <w:szCs w:val="18"/>
-          <w:lang w:val="en-US"/>
-        </w:rPr>
-      </w:pPr>
-    </w:p>
-    <w:p>
-      <w:pPr>
-        <w:spacing w:after="0" w:line="240" w:lineRule="auto"/>
-        <w:rPr>
-          <w:rFonts w:ascii="Times New Roman" w:eastAsia="Times New Roman" w:hAnsi="Times New Roman" w:cs="Times New Roman"/>
-          <w:bCs/>
-          <w:sz w:val="18"/>
-          <w:szCs w:val="18"/>
-          <w:lang w:val="en-US"/>
-        </w:rPr>
-      </w:pPr>
-      <w:r>
-        <w:rPr>
-          <w:rFonts w:ascii="Times New Roman" w:eastAsia="Times New Roman" w:hAnsi="Times New Roman" w:cs="Times New Roman"/>
-          <w:bCs/>
-          <w:sz w:val="18"/>
-          <w:szCs w:val="18"/>
-          <w:lang w:val="en-US"/>
-        </w:rPr>
-        <w:t xml:space="preserve">        </w:t>
-      </w:r>
-      <w:proofErr w:type="spellStart"/>
-      <w:r>
-        <w:rPr>
-          <w:rFonts w:ascii="Times New Roman" w:eastAsia="Times New Roman" w:hAnsi="Times New Roman" w:cs="Times New Roman"/>
-          <w:bCs/>
-          <w:sz w:val="18"/>
-          <w:szCs w:val="18"/>
-          <w:lang w:val="en-US"/>
-        </w:rPr>
-        <w:t>System.out.println</w:t>
-      </w:r>
-      <w:proofErr w:type="spellEnd"/>
-      <w:r>
-        <w:rPr>
-          <w:rFonts w:ascii="Times New Roman" w:eastAsia="Times New Roman" w:hAnsi="Times New Roman" w:cs="Times New Roman"/>
-          <w:bCs/>
-          <w:sz w:val="18"/>
-          <w:szCs w:val="18"/>
-          <w:lang w:val="en-US"/>
-        </w:rPr>
-        <w:t>("\</w:t>
-      </w:r>
-      <w:proofErr w:type="spellStart"/>
-      <w:r>
-        <w:rPr>
-          <w:rFonts w:ascii="Times New Roman" w:eastAsia="Times New Roman" w:hAnsi="Times New Roman" w:cs="Times New Roman"/>
-          <w:bCs/>
-          <w:sz w:val="18"/>
-          <w:szCs w:val="18"/>
-          <w:lang w:val="en-US"/>
-        </w:rPr>
-        <w:t>nКниги</w:t>
-      </w:r>
-      <w:proofErr w:type="spellEnd"/>
-      <w:r>
-        <w:rPr>
-          <w:rFonts w:ascii="Times New Roman" w:eastAsia="Times New Roman" w:hAnsi="Times New Roman" w:cs="Times New Roman"/>
-          <w:bCs/>
-          <w:sz w:val="18"/>
-          <w:szCs w:val="18"/>
-          <w:lang w:val="en-US"/>
-        </w:rPr>
-        <w:t xml:space="preserve"> </w:t>
-      </w:r>
-      <w:proofErr w:type="spellStart"/>
-      <w:r>
-        <w:rPr>
-          <w:rFonts w:ascii="Times New Roman" w:eastAsia="Times New Roman" w:hAnsi="Times New Roman" w:cs="Times New Roman"/>
-          <w:bCs/>
-          <w:sz w:val="18"/>
-          <w:szCs w:val="18"/>
-          <w:lang w:val="en-US"/>
-        </w:rPr>
-        <w:t>після</w:t>
-      </w:r>
-      <w:proofErr w:type="spellEnd"/>
-      <w:r>
-        <w:rPr>
-          <w:rFonts w:ascii="Times New Roman" w:eastAsia="Times New Roman" w:hAnsi="Times New Roman" w:cs="Times New Roman"/>
-          <w:bCs/>
-          <w:sz w:val="18"/>
-          <w:szCs w:val="18"/>
-          <w:lang w:val="en-US"/>
-        </w:rPr>
-        <w:t xml:space="preserve"> 2010 </w:t>
-      </w:r>
-      <w:proofErr w:type="spellStart"/>
-      <w:r>
-        <w:rPr>
-          <w:rFonts w:ascii="Times New Roman" w:eastAsia="Times New Roman" w:hAnsi="Times New Roman" w:cs="Times New Roman"/>
-          <w:bCs/>
-          <w:sz w:val="18"/>
-          <w:szCs w:val="18"/>
-          <w:lang w:val="en-US"/>
-        </w:rPr>
-        <w:t>року</w:t>
-      </w:r>
-      <w:proofErr w:type="spellEnd"/>
-      <w:r>
-        <w:rPr>
-          <w:rFonts w:ascii="Times New Roman" w:eastAsia="Times New Roman" w:hAnsi="Times New Roman" w:cs="Times New Roman"/>
-          <w:bCs/>
-          <w:sz w:val="18"/>
-          <w:szCs w:val="18"/>
-          <w:lang w:val="en-US"/>
-        </w:rPr>
-        <w:t>:");</w:t>
-      </w:r>
-    </w:p>
-    <w:p>
-      <w:pPr>
-        <w:spacing w:after="0" w:line="240" w:lineRule="auto"/>
-        <w:rPr>
-          <w:rFonts w:ascii="Times New Roman" w:eastAsia="Times New Roman" w:hAnsi="Times New Roman" w:cs="Times New Roman"/>
-          <w:bCs/>
-          <w:sz w:val="18"/>
-          <w:szCs w:val="18"/>
-          <w:lang w:val="en-US"/>
-        </w:rPr>
-      </w:pPr>
-      <w:r>
-        <w:rPr>
-          <w:rFonts w:ascii="Times New Roman" w:eastAsia="Times New Roman" w:hAnsi="Times New Roman" w:cs="Times New Roman"/>
-          <w:bCs/>
-          <w:sz w:val="18"/>
-          <w:szCs w:val="18"/>
-          <w:lang w:val="en-US"/>
-        </w:rPr>
-        <w:t xml:space="preserve">        for (Book </w:t>
-      </w:r>
-      <w:proofErr w:type="gramStart"/>
-      <w:r>
-        <w:rPr>
-          <w:rFonts w:ascii="Times New Roman" w:eastAsia="Times New Roman" w:hAnsi="Times New Roman" w:cs="Times New Roman"/>
-          <w:bCs/>
-          <w:sz w:val="18"/>
-          <w:szCs w:val="18"/>
-          <w:lang w:val="en-US"/>
-        </w:rPr>
-        <w:t>b :</w:t>
-      </w:r>
-      <w:proofErr w:type="gramEnd"/>
-      <w:r>
-        <w:rPr>
-          <w:rFonts w:ascii="Times New Roman" w:eastAsia="Times New Roman" w:hAnsi="Times New Roman" w:cs="Times New Roman"/>
-          <w:bCs/>
-          <w:sz w:val="18"/>
-          <w:szCs w:val="18"/>
-          <w:lang w:val="en-US"/>
-        </w:rPr>
-        <w:t xml:space="preserve"> </w:t>
-      </w:r>
-      <w:proofErr w:type="spellStart"/>
-      <w:r>
-        <w:rPr>
-          <w:rFonts w:ascii="Times New Roman" w:eastAsia="Times New Roman" w:hAnsi="Times New Roman" w:cs="Times New Roman"/>
-          <w:bCs/>
-          <w:sz w:val="18"/>
-          <w:szCs w:val="18"/>
-          <w:lang w:val="en-US"/>
-        </w:rPr>
-        <w:t>library.getBooksAfterYear</w:t>
-      </w:r>
-      <w:proofErr w:type="spellEnd"/>
-      <w:r>
-        <w:rPr>
-          <w:rFonts w:ascii="Times New Roman" w:eastAsia="Times New Roman" w:hAnsi="Times New Roman" w:cs="Times New Roman"/>
-          <w:bCs/>
-          <w:sz w:val="18"/>
-          <w:szCs w:val="18"/>
-          <w:lang w:val="en-US"/>
-        </w:rPr>
-        <w:t>(2010)) {</w:t>
-      </w:r>
-    </w:p>
-    <w:p>
-      <w:pPr>
-        <w:spacing w:after="0" w:line="240" w:lineRule="auto"/>
-        <w:rPr>
-          <w:rFonts w:ascii="Times New Roman" w:eastAsia="Times New Roman" w:hAnsi="Times New Roman" w:cs="Times New Roman"/>
-          <w:bCs/>
-          <w:sz w:val="18"/>
-          <w:szCs w:val="18"/>
-          <w:lang w:val="en-US"/>
-        </w:rPr>
-      </w:pPr>
-      <w:r>
-        <w:rPr>
-          <w:rFonts w:ascii="Times New Roman" w:eastAsia="Times New Roman" w:hAnsi="Times New Roman" w:cs="Times New Roman"/>
-          <w:bCs/>
-          <w:sz w:val="18"/>
-          <w:szCs w:val="18"/>
-          <w:lang w:val="en-US"/>
-        </w:rPr>
-        <w:t xml:space="preserve">            </w:t>
-      </w:r>
-      <w:proofErr w:type="spellStart"/>
-      <w:r>
-        <w:rPr>
-          <w:rFonts w:ascii="Times New Roman" w:eastAsia="Times New Roman" w:hAnsi="Times New Roman" w:cs="Times New Roman"/>
-          <w:bCs/>
-          <w:sz w:val="18"/>
-          <w:szCs w:val="18"/>
-          <w:lang w:val="en-US"/>
-        </w:rPr>
-        <w:t>System.out.println</w:t>
-      </w:r>
-      <w:proofErr w:type="spellEnd"/>
-      <w:r>
-        <w:rPr>
-          <w:rFonts w:ascii="Times New Roman" w:eastAsia="Times New Roman" w:hAnsi="Times New Roman" w:cs="Times New Roman"/>
-          <w:bCs/>
-          <w:sz w:val="18"/>
-          <w:szCs w:val="18"/>
-          <w:lang w:val="en-US"/>
-        </w:rPr>
-        <w:t>(b);</w:t>
-      </w:r>
-    </w:p>
-    <w:p>
-      <w:pPr>
-        <w:spacing w:after="0" w:line="240" w:lineRule="auto"/>
-        <w:rPr>
-          <w:rFonts w:ascii="Times New Roman" w:eastAsia="Times New Roman" w:hAnsi="Times New Roman" w:cs="Times New Roman"/>
-          <w:bCs/>
-          <w:sz w:val="18"/>
-          <w:szCs w:val="18"/>
-          <w:lang w:val="en-US"/>
-        </w:rPr>
-      </w:pPr>
-      <w:r>
-        <w:rPr>
-          <w:rFonts w:ascii="Times New Roman" w:eastAsia="Times New Roman" w:hAnsi="Times New Roman" w:cs="Times New Roman"/>
-          <w:bCs/>
-          <w:sz w:val="18"/>
-          <w:szCs w:val="18"/>
-          <w:lang w:val="en-US"/>
-        </w:rPr>
-        <w:t xml:space="preserve">        }</w:t>
-      </w:r>
-    </w:p>
-    <w:p>
-      <w:pPr>
-        <w:spacing w:after="0" w:line="240" w:lineRule="auto"/>
-        <w:rPr>
-          <w:rFonts w:ascii="Times New Roman" w:eastAsia="Times New Roman" w:hAnsi="Times New Roman" w:cs="Times New Roman"/>
-          <w:bCs/>
-          <w:sz w:val="18"/>
-          <w:szCs w:val="18"/>
-          <w:lang w:val="en-US"/>
-        </w:rPr>
-      </w:pPr>
-      <w:r>
-        <w:rPr>
-          <w:rFonts w:ascii="Times New Roman" w:eastAsia="Times New Roman" w:hAnsi="Times New Roman" w:cs="Times New Roman"/>
-          <w:bCs/>
-          <w:sz w:val="18"/>
-          <w:szCs w:val="18"/>
-          <w:lang w:val="en-US"/>
-        </w:rPr>
-        <w:t xml:space="preserve">    }</w:t>
-      </w:r>
-    </w:p>
-    <w:p>
-      <w:pPr>
-        <w:spacing w:after="0" w:line="240" w:lineRule="auto"/>
-        <w:rPr>
-          <w:rFonts w:ascii="Times New Roman" w:eastAsia="Times New Roman" w:hAnsi="Times New Roman" w:cs="Times New Roman"/>
-          <w:bCs/>
-          <w:sz w:val="18"/>
-          <w:szCs w:val="18"/>
-          <w:lang w:val="en-US"/>
+          <w:lang w:val="ru-RU"/>
         </w:rPr>
         <w:sectPr>
           <w:type w:val="continuous"/>
@@ -6350,7 +6383,7 @@
           <w:bCs/>
           <w:sz w:val="18"/>
           <w:szCs w:val="18"/>
-          <w:lang w:val="en-US"/>
+          <w:lang w:val="ru-RU"/>
         </w:rPr>
         <w:t>}</w:t>
       </w:r>
@@ -6543,7 +6576,6 @@
           <w:b/>
           <w:sz w:val="28"/>
           <w:szCs w:val="28"/>
-          <w:lang w:val="en-US"/>
         </w:rPr>
         <w:t xml:space="preserve">: </w:t>
       </w:r>
@@ -6557,533 +6589,14 @@
         </w:rPr>
         <w:t>п</w:t>
       </w:r>
-      <w:proofErr w:type="spellStart"/>
-      <w:r>
-        <w:rPr>
-          <w:rFonts w:ascii="Times New Roman" w:eastAsia="Times New Roman" w:hAnsi="Times New Roman" w:cs="Times New Roman"/>
-          <w:bCs/>
-          <w:sz w:val="28"/>
-          <w:szCs w:val="28"/>
-          <w:lang w:val="en-US"/>
-        </w:rPr>
-        <w:t>ід</w:t>
-      </w:r>
-      <w:proofErr w:type="spellEnd"/>
-      <w:r>
-        <w:rPr>
-          <w:rFonts w:ascii="Times New Roman" w:eastAsia="Times New Roman" w:hAnsi="Times New Roman" w:cs="Times New Roman"/>
-          <w:bCs/>
-          <w:sz w:val="28"/>
-          <w:szCs w:val="28"/>
-          <w:lang w:val="en-US"/>
-        </w:rPr>
-        <w:t xml:space="preserve"> </w:t>
-      </w:r>
-      <w:proofErr w:type="spellStart"/>
-      <w:r>
-        <w:rPr>
-          <w:rFonts w:ascii="Times New Roman" w:eastAsia="Times New Roman" w:hAnsi="Times New Roman" w:cs="Times New Roman"/>
-          <w:bCs/>
-          <w:sz w:val="28"/>
-          <w:szCs w:val="28"/>
-          <w:lang w:val="en-US"/>
-        </w:rPr>
-        <w:t>час</w:t>
-      </w:r>
-      <w:proofErr w:type="spellEnd"/>
-      <w:r>
-        <w:rPr>
-          <w:rFonts w:ascii="Times New Roman" w:eastAsia="Times New Roman" w:hAnsi="Times New Roman" w:cs="Times New Roman"/>
-          <w:bCs/>
-          <w:sz w:val="28"/>
-          <w:szCs w:val="28"/>
-          <w:lang w:val="en-US"/>
-        </w:rPr>
-        <w:t xml:space="preserve"> </w:t>
-      </w:r>
-      <w:proofErr w:type="spellStart"/>
-      <w:r>
-        <w:rPr>
-          <w:rFonts w:ascii="Times New Roman" w:eastAsia="Times New Roman" w:hAnsi="Times New Roman" w:cs="Times New Roman"/>
-          <w:bCs/>
-          <w:sz w:val="28"/>
-          <w:szCs w:val="28"/>
-          <w:lang w:val="en-US"/>
-        </w:rPr>
-        <w:t>виконання</w:t>
-      </w:r>
-      <w:proofErr w:type="spellEnd"/>
-      <w:r>
-        <w:rPr>
-          <w:rFonts w:ascii="Times New Roman" w:eastAsia="Times New Roman" w:hAnsi="Times New Roman" w:cs="Times New Roman"/>
-          <w:bCs/>
-          <w:sz w:val="28"/>
-          <w:szCs w:val="28"/>
-          <w:lang w:val="en-US"/>
-        </w:rPr>
-        <w:t xml:space="preserve"> </w:t>
-      </w:r>
-      <w:proofErr w:type="spellStart"/>
-      <w:r>
-        <w:rPr>
-          <w:rFonts w:ascii="Times New Roman" w:eastAsia="Times New Roman" w:hAnsi="Times New Roman" w:cs="Times New Roman"/>
-          <w:bCs/>
-          <w:sz w:val="28"/>
-          <w:szCs w:val="28"/>
-          <w:lang w:val="en-US"/>
-        </w:rPr>
-        <w:t>роботи</w:t>
-      </w:r>
-      <w:proofErr w:type="spellEnd"/>
-      <w:r>
-        <w:rPr>
-          <w:rFonts w:ascii="Times New Roman" w:eastAsia="Times New Roman" w:hAnsi="Times New Roman" w:cs="Times New Roman"/>
-          <w:bCs/>
-          <w:sz w:val="28"/>
-          <w:szCs w:val="28"/>
-          <w:lang w:val="en-US"/>
-        </w:rPr>
-        <w:t xml:space="preserve"> </w:t>
-      </w:r>
-      <w:proofErr w:type="spellStart"/>
-      <w:r>
-        <w:rPr>
-          <w:rFonts w:ascii="Times New Roman" w:eastAsia="Times New Roman" w:hAnsi="Times New Roman" w:cs="Times New Roman"/>
-          <w:bCs/>
-          <w:sz w:val="28"/>
-          <w:szCs w:val="28"/>
-          <w:lang w:val="en-US"/>
-        </w:rPr>
-        <w:t>було</w:t>
-      </w:r>
-      <w:proofErr w:type="spellEnd"/>
-      <w:r>
-        <w:rPr>
-          <w:rFonts w:ascii="Times New Roman" w:eastAsia="Times New Roman" w:hAnsi="Times New Roman" w:cs="Times New Roman"/>
-          <w:bCs/>
-          <w:sz w:val="28"/>
-          <w:szCs w:val="28"/>
-          <w:lang w:val="en-US"/>
-        </w:rPr>
-        <w:t xml:space="preserve"> </w:t>
-      </w:r>
-      <w:proofErr w:type="spellStart"/>
-      <w:r>
-        <w:rPr>
-          <w:rFonts w:ascii="Times New Roman" w:eastAsia="Times New Roman" w:hAnsi="Times New Roman" w:cs="Times New Roman"/>
-          <w:bCs/>
-          <w:sz w:val="28"/>
-          <w:szCs w:val="28"/>
-          <w:lang w:val="en-US"/>
-        </w:rPr>
-        <w:t>закріплено</w:t>
-      </w:r>
-      <w:proofErr w:type="spellEnd"/>
-      <w:r>
-        <w:rPr>
-          <w:rFonts w:ascii="Times New Roman" w:eastAsia="Times New Roman" w:hAnsi="Times New Roman" w:cs="Times New Roman"/>
-          <w:bCs/>
-          <w:sz w:val="28"/>
-          <w:szCs w:val="28"/>
-          <w:lang w:val="en-US"/>
-        </w:rPr>
-        <w:t xml:space="preserve"> </w:t>
-      </w:r>
-      <w:proofErr w:type="spellStart"/>
-      <w:r>
-        <w:rPr>
-          <w:rFonts w:ascii="Times New Roman" w:eastAsia="Times New Roman" w:hAnsi="Times New Roman" w:cs="Times New Roman"/>
-          <w:bCs/>
-          <w:sz w:val="28"/>
-          <w:szCs w:val="28"/>
-          <w:lang w:val="en-US"/>
-        </w:rPr>
-        <w:t>навички</w:t>
-      </w:r>
-      <w:proofErr w:type="spellEnd"/>
-      <w:r>
-        <w:rPr>
-          <w:rFonts w:ascii="Times New Roman" w:eastAsia="Times New Roman" w:hAnsi="Times New Roman" w:cs="Times New Roman"/>
-          <w:bCs/>
-          <w:sz w:val="28"/>
-          <w:szCs w:val="28"/>
-          <w:lang w:val="en-US"/>
-        </w:rPr>
-        <w:t xml:space="preserve"> </w:t>
-      </w:r>
-      <w:proofErr w:type="spellStart"/>
-      <w:r>
-        <w:rPr>
-          <w:rFonts w:ascii="Times New Roman" w:eastAsia="Times New Roman" w:hAnsi="Times New Roman" w:cs="Times New Roman"/>
-          <w:bCs/>
-          <w:sz w:val="28"/>
-          <w:szCs w:val="28"/>
-          <w:lang w:val="en-US"/>
-        </w:rPr>
-        <w:t>створення</w:t>
-      </w:r>
-      <w:proofErr w:type="spellEnd"/>
-      <w:r>
-        <w:rPr>
-          <w:rFonts w:ascii="Times New Roman" w:eastAsia="Times New Roman" w:hAnsi="Times New Roman" w:cs="Times New Roman"/>
-          <w:bCs/>
-          <w:sz w:val="28"/>
-          <w:szCs w:val="28"/>
-          <w:lang w:val="en-US"/>
-        </w:rPr>
-        <w:t xml:space="preserve"> </w:t>
-      </w:r>
-      <w:proofErr w:type="spellStart"/>
-      <w:r>
-        <w:rPr>
-          <w:rFonts w:ascii="Times New Roman" w:eastAsia="Times New Roman" w:hAnsi="Times New Roman" w:cs="Times New Roman"/>
-          <w:bCs/>
-          <w:sz w:val="28"/>
-          <w:szCs w:val="28"/>
-          <w:lang w:val="en-US"/>
-        </w:rPr>
-        <w:t>класів</w:t>
-      </w:r>
-      <w:proofErr w:type="spellEnd"/>
-      <w:r>
-        <w:rPr>
-          <w:rFonts w:ascii="Times New Roman" w:eastAsia="Times New Roman" w:hAnsi="Times New Roman" w:cs="Times New Roman"/>
-          <w:bCs/>
-          <w:sz w:val="28"/>
-          <w:szCs w:val="28"/>
-          <w:lang w:val="en-US"/>
-        </w:rPr>
-        <w:t xml:space="preserve"> і </w:t>
-      </w:r>
-      <w:proofErr w:type="spellStart"/>
-      <w:r>
-        <w:rPr>
-          <w:rFonts w:ascii="Times New Roman" w:eastAsia="Times New Roman" w:hAnsi="Times New Roman" w:cs="Times New Roman"/>
-          <w:bCs/>
-          <w:sz w:val="28"/>
-          <w:szCs w:val="28"/>
-          <w:lang w:val="en-US"/>
-        </w:rPr>
-        <w:t>об’єктів</w:t>
-      </w:r>
-      <w:proofErr w:type="spellEnd"/>
-      <w:r>
-        <w:rPr>
-          <w:rFonts w:ascii="Times New Roman" w:eastAsia="Times New Roman" w:hAnsi="Times New Roman" w:cs="Times New Roman"/>
-          <w:bCs/>
-          <w:sz w:val="28"/>
-          <w:szCs w:val="28"/>
-          <w:lang w:val="en-US"/>
-        </w:rPr>
-        <w:t xml:space="preserve">, </w:t>
-      </w:r>
-      <w:proofErr w:type="spellStart"/>
-      <w:r>
-        <w:rPr>
-          <w:rFonts w:ascii="Times New Roman" w:eastAsia="Times New Roman" w:hAnsi="Times New Roman" w:cs="Times New Roman"/>
-          <w:bCs/>
-          <w:sz w:val="28"/>
-          <w:szCs w:val="28"/>
-          <w:lang w:val="en-US"/>
-        </w:rPr>
-        <w:t>організації</w:t>
-      </w:r>
-      <w:proofErr w:type="spellEnd"/>
-      <w:r>
-        <w:rPr>
-          <w:rFonts w:ascii="Times New Roman" w:eastAsia="Times New Roman" w:hAnsi="Times New Roman" w:cs="Times New Roman"/>
-          <w:bCs/>
-          <w:sz w:val="28"/>
-          <w:szCs w:val="28"/>
-          <w:lang w:val="en-US"/>
-        </w:rPr>
-        <w:t xml:space="preserve"> </w:t>
-      </w:r>
-      <w:proofErr w:type="spellStart"/>
-      <w:r>
-        <w:rPr>
-          <w:rFonts w:ascii="Times New Roman" w:eastAsia="Times New Roman" w:hAnsi="Times New Roman" w:cs="Times New Roman"/>
-          <w:bCs/>
-          <w:sz w:val="28"/>
-          <w:szCs w:val="28"/>
-          <w:lang w:val="en-US"/>
-        </w:rPr>
-        <w:t>даних</w:t>
-      </w:r>
-      <w:proofErr w:type="spellEnd"/>
-      <w:r>
-        <w:rPr>
-          <w:rFonts w:ascii="Times New Roman" w:eastAsia="Times New Roman" w:hAnsi="Times New Roman" w:cs="Times New Roman"/>
-          <w:bCs/>
-          <w:sz w:val="28"/>
-          <w:szCs w:val="28"/>
-          <w:lang w:val="en-US"/>
-        </w:rPr>
-        <w:t xml:space="preserve"> у </w:t>
-      </w:r>
-      <w:proofErr w:type="spellStart"/>
-      <w:r>
-        <w:rPr>
-          <w:rFonts w:ascii="Times New Roman" w:eastAsia="Times New Roman" w:hAnsi="Times New Roman" w:cs="Times New Roman"/>
-          <w:bCs/>
-          <w:sz w:val="28"/>
-          <w:szCs w:val="28"/>
-          <w:lang w:val="en-US"/>
-        </w:rPr>
-        <w:t>масиви</w:t>
-      </w:r>
-      <w:proofErr w:type="spellEnd"/>
-      <w:r>
-        <w:rPr>
-          <w:rFonts w:ascii="Times New Roman" w:eastAsia="Times New Roman" w:hAnsi="Times New Roman" w:cs="Times New Roman"/>
-          <w:bCs/>
-          <w:sz w:val="28"/>
-          <w:szCs w:val="28"/>
-          <w:lang w:val="en-US"/>
-        </w:rPr>
-        <w:t xml:space="preserve"> </w:t>
-      </w:r>
-      <w:proofErr w:type="spellStart"/>
-      <w:r>
-        <w:rPr>
-          <w:rFonts w:ascii="Times New Roman" w:eastAsia="Times New Roman" w:hAnsi="Times New Roman" w:cs="Times New Roman"/>
-          <w:bCs/>
-          <w:sz w:val="28"/>
-          <w:szCs w:val="28"/>
-          <w:lang w:val="en-US"/>
-        </w:rPr>
-        <w:t>та</w:t>
-      </w:r>
-      <w:proofErr w:type="spellEnd"/>
-      <w:r>
-        <w:rPr>
-          <w:rFonts w:ascii="Times New Roman" w:eastAsia="Times New Roman" w:hAnsi="Times New Roman" w:cs="Times New Roman"/>
-          <w:bCs/>
-          <w:sz w:val="28"/>
-          <w:szCs w:val="28"/>
-          <w:lang w:val="en-US"/>
-        </w:rPr>
-        <w:t xml:space="preserve"> </w:t>
-      </w:r>
-      <w:proofErr w:type="spellStart"/>
-      <w:r>
-        <w:rPr>
-          <w:rFonts w:ascii="Times New Roman" w:eastAsia="Times New Roman" w:hAnsi="Times New Roman" w:cs="Times New Roman"/>
-          <w:bCs/>
-          <w:sz w:val="28"/>
-          <w:szCs w:val="28"/>
-          <w:lang w:val="en-US"/>
-        </w:rPr>
-        <w:t>реалізації</w:t>
-      </w:r>
-      <w:proofErr w:type="spellEnd"/>
-      <w:r>
-        <w:rPr>
-          <w:rFonts w:ascii="Times New Roman" w:eastAsia="Times New Roman" w:hAnsi="Times New Roman" w:cs="Times New Roman"/>
-          <w:bCs/>
-          <w:sz w:val="28"/>
-          <w:szCs w:val="28"/>
-          <w:lang w:val="en-US"/>
-        </w:rPr>
-        <w:t xml:space="preserve"> </w:t>
-      </w:r>
-      <w:proofErr w:type="spellStart"/>
-      <w:r>
-        <w:rPr>
-          <w:rFonts w:ascii="Times New Roman" w:eastAsia="Times New Roman" w:hAnsi="Times New Roman" w:cs="Times New Roman"/>
-          <w:bCs/>
-          <w:sz w:val="28"/>
-          <w:szCs w:val="28"/>
-          <w:lang w:val="en-US"/>
-        </w:rPr>
-        <w:t>методів</w:t>
-      </w:r>
-      <w:proofErr w:type="spellEnd"/>
-      <w:r>
-        <w:rPr>
-          <w:rFonts w:ascii="Times New Roman" w:eastAsia="Times New Roman" w:hAnsi="Times New Roman" w:cs="Times New Roman"/>
-          <w:bCs/>
-          <w:sz w:val="28"/>
-          <w:szCs w:val="28"/>
-          <w:lang w:val="en-US"/>
-        </w:rPr>
-        <w:t xml:space="preserve"> </w:t>
-      </w:r>
-      <w:proofErr w:type="spellStart"/>
-      <w:r>
-        <w:rPr>
-          <w:rFonts w:ascii="Times New Roman" w:eastAsia="Times New Roman" w:hAnsi="Times New Roman" w:cs="Times New Roman"/>
-          <w:bCs/>
-          <w:sz w:val="28"/>
-          <w:szCs w:val="28"/>
-          <w:lang w:val="en-US"/>
-        </w:rPr>
-        <w:t>для</w:t>
-      </w:r>
-      <w:proofErr w:type="spellEnd"/>
-      <w:r>
-        <w:rPr>
-          <w:rFonts w:ascii="Times New Roman" w:eastAsia="Times New Roman" w:hAnsi="Times New Roman" w:cs="Times New Roman"/>
-          <w:bCs/>
-          <w:sz w:val="28"/>
-          <w:szCs w:val="28"/>
-          <w:lang w:val="en-US"/>
-        </w:rPr>
-        <w:t xml:space="preserve"> </w:t>
-      </w:r>
-      <w:proofErr w:type="spellStart"/>
-      <w:r>
-        <w:rPr>
-          <w:rFonts w:ascii="Times New Roman" w:eastAsia="Times New Roman" w:hAnsi="Times New Roman" w:cs="Times New Roman"/>
-          <w:bCs/>
-          <w:sz w:val="28"/>
-          <w:szCs w:val="28"/>
-          <w:lang w:val="en-US"/>
-        </w:rPr>
-        <w:t>вибірки</w:t>
-      </w:r>
-      <w:proofErr w:type="spellEnd"/>
-      <w:r>
-        <w:rPr>
-          <w:rFonts w:ascii="Times New Roman" w:eastAsia="Times New Roman" w:hAnsi="Times New Roman" w:cs="Times New Roman"/>
-          <w:bCs/>
-          <w:sz w:val="28"/>
-          <w:szCs w:val="28"/>
-          <w:lang w:val="en-US"/>
-        </w:rPr>
-        <w:t xml:space="preserve"> і </w:t>
-      </w:r>
-      <w:proofErr w:type="spellStart"/>
-      <w:r>
-        <w:rPr>
-          <w:rFonts w:ascii="Times New Roman" w:eastAsia="Times New Roman" w:hAnsi="Times New Roman" w:cs="Times New Roman"/>
-          <w:bCs/>
-          <w:sz w:val="28"/>
-          <w:szCs w:val="28"/>
-          <w:lang w:val="en-US"/>
-        </w:rPr>
-        <w:t>виведення</w:t>
-      </w:r>
-      <w:proofErr w:type="spellEnd"/>
-      <w:r>
-        <w:rPr>
-          <w:rFonts w:ascii="Times New Roman" w:eastAsia="Times New Roman" w:hAnsi="Times New Roman" w:cs="Times New Roman"/>
-          <w:bCs/>
-          <w:sz w:val="28"/>
-          <w:szCs w:val="28"/>
-          <w:lang w:val="en-US"/>
-        </w:rPr>
-        <w:t xml:space="preserve"> </w:t>
-      </w:r>
-      <w:proofErr w:type="spellStart"/>
-      <w:r>
-        <w:rPr>
-          <w:rFonts w:ascii="Times New Roman" w:eastAsia="Times New Roman" w:hAnsi="Times New Roman" w:cs="Times New Roman"/>
-          <w:bCs/>
-          <w:sz w:val="28"/>
-          <w:szCs w:val="28"/>
-          <w:lang w:val="en-US"/>
-        </w:rPr>
-        <w:t>інформації</w:t>
-      </w:r>
-      <w:proofErr w:type="spellEnd"/>
-      <w:r>
-        <w:rPr>
-          <w:rFonts w:ascii="Times New Roman" w:eastAsia="Times New Roman" w:hAnsi="Times New Roman" w:cs="Times New Roman"/>
-          <w:bCs/>
-          <w:sz w:val="28"/>
-          <w:szCs w:val="28"/>
-          <w:lang w:val="en-US"/>
-        </w:rPr>
-        <w:t xml:space="preserve"> </w:t>
-      </w:r>
-      <w:proofErr w:type="spellStart"/>
-      <w:r>
-        <w:rPr>
-          <w:rFonts w:ascii="Times New Roman" w:eastAsia="Times New Roman" w:hAnsi="Times New Roman" w:cs="Times New Roman"/>
-          <w:bCs/>
-          <w:sz w:val="28"/>
-          <w:szCs w:val="28"/>
-          <w:lang w:val="en-US"/>
-        </w:rPr>
-        <w:t>відповідно</w:t>
-      </w:r>
-      <w:proofErr w:type="spellEnd"/>
-      <w:r>
-        <w:rPr>
-          <w:rFonts w:ascii="Times New Roman" w:eastAsia="Times New Roman" w:hAnsi="Times New Roman" w:cs="Times New Roman"/>
-          <w:bCs/>
-          <w:sz w:val="28"/>
-          <w:szCs w:val="28"/>
-          <w:lang w:val="en-US"/>
-        </w:rPr>
-        <w:t xml:space="preserve"> </w:t>
-      </w:r>
-      <w:proofErr w:type="spellStart"/>
-      <w:r>
-        <w:rPr>
-          <w:rFonts w:ascii="Times New Roman" w:eastAsia="Times New Roman" w:hAnsi="Times New Roman" w:cs="Times New Roman"/>
-          <w:bCs/>
-          <w:sz w:val="28"/>
-          <w:szCs w:val="28"/>
-          <w:lang w:val="en-US"/>
-        </w:rPr>
-        <w:t>до</w:t>
-      </w:r>
-      <w:proofErr w:type="spellEnd"/>
-      <w:r>
-        <w:rPr>
-          <w:rFonts w:ascii="Times New Roman" w:eastAsia="Times New Roman" w:hAnsi="Times New Roman" w:cs="Times New Roman"/>
-          <w:bCs/>
-          <w:sz w:val="28"/>
-          <w:szCs w:val="28"/>
-          <w:lang w:val="en-US"/>
-        </w:rPr>
-        <w:t xml:space="preserve"> </w:t>
-      </w:r>
-      <w:proofErr w:type="spellStart"/>
-      <w:r>
-        <w:rPr>
-          <w:rFonts w:ascii="Times New Roman" w:eastAsia="Times New Roman" w:hAnsi="Times New Roman" w:cs="Times New Roman"/>
-          <w:bCs/>
-          <w:sz w:val="28"/>
-          <w:szCs w:val="28"/>
-          <w:lang w:val="en-US"/>
-        </w:rPr>
-        <w:t>різних</w:t>
-      </w:r>
-      <w:proofErr w:type="spellEnd"/>
-      <w:r>
-        <w:rPr>
-          <w:rFonts w:ascii="Times New Roman" w:eastAsia="Times New Roman" w:hAnsi="Times New Roman" w:cs="Times New Roman"/>
-          <w:bCs/>
-          <w:sz w:val="28"/>
-          <w:szCs w:val="28"/>
-          <w:lang w:val="en-US"/>
-        </w:rPr>
-        <w:t xml:space="preserve"> </w:t>
-      </w:r>
-      <w:proofErr w:type="spellStart"/>
-      <w:r>
-        <w:rPr>
-          <w:rFonts w:ascii="Times New Roman" w:eastAsia="Times New Roman" w:hAnsi="Times New Roman" w:cs="Times New Roman"/>
-          <w:bCs/>
-          <w:sz w:val="28"/>
-          <w:szCs w:val="28"/>
-          <w:lang w:val="en-US"/>
-        </w:rPr>
-        <w:t>критеріїв</w:t>
-      </w:r>
-      <w:proofErr w:type="spellEnd"/>
-      <w:r>
-        <w:rPr>
-          <w:rFonts w:ascii="Times New Roman" w:eastAsia="Times New Roman" w:hAnsi="Times New Roman" w:cs="Times New Roman"/>
-          <w:bCs/>
-          <w:sz w:val="28"/>
-          <w:szCs w:val="28"/>
-          <w:lang w:val="en-US"/>
-        </w:rPr>
-        <w:t>.</w:t>
+      <w:r>
+        <w:rPr>
+          <w:rFonts w:ascii="Times New Roman" w:eastAsia="Times New Roman" w:hAnsi="Times New Roman" w:cs="Times New Roman"/>
+          <w:bCs/>
+          <w:sz w:val="28"/>
+          <w:szCs w:val="28"/>
+        </w:rPr>
+        <w:t>ід час виконання роботи було закріплено навички створення класів і об’єктів, організації даних у масиви та реалізації методів для вибірки і виведення інформації відповідно до різних критеріїв</w:t>
       </w:r>
     </w:p>
     <w:p>
@@ -7109,7 +6622,7 @@
 </file>
 
 <file path=word/styles.xml><?xml version="1.0" encoding="utf-8"?>
-<w:styles xmlns:mc="http://schemas.openxmlformats.org/markup-compatibility/2006" xmlns:r="http://schemas.openxmlformats.org/officeDocument/2006/relationships" xmlns:w="http://schemas.openxmlformats.org/wordprocessingml/2006/main" xmlns:w14="http://schemas.microsoft.com/office/word/2010/wordml" xmlns:w15="http://schemas.microsoft.com/office/word/2012/wordml" xmlns:w16cex="http://schemas.microsoft.com/office/word/2018/wordml/cex" xmlns:w16cid="http://schemas.microsoft.com/office/word/2016/wordml/cid" xmlns:w16="http://schemas.microsoft.com/office/word/2018/wordml" xmlns:w16se="http://schemas.microsoft.com/office/word/2015/wordml/symex" mc:Ignorable="w14 w15 w16se w16cid w16 w16cex">
+<w:styles xmlns:mc="http://schemas.openxmlformats.org/markup-compatibility/2006" xmlns:r="http://schemas.openxmlformats.org/officeDocument/2006/relationships" xmlns:w="http://schemas.openxmlformats.org/wordprocessingml/2006/main" xmlns:w14="http://schemas.microsoft.com/office/word/2010/wordml" xmlns:w15="http://schemas.microsoft.com/office/word/2012/wordml" xmlns:w16cex="http://schemas.microsoft.com/office/word/2018/wordml/cex" xmlns:w16cid="http://schemas.microsoft.com/office/word/2016/wordml/cid" xmlns:w16="http://schemas.microsoft.com/office/word/2018/wordml" xmlns:w16sdtdh="http://schemas.microsoft.com/office/word/2020/wordml/sdtdatahash" xmlns:w16se="http://schemas.microsoft.com/office/word/2015/wordml/symex" mc:Ignorable="w14 w15 w16se w16cid w16 w16cex w16sdtdh">
   <w:docDefaults>
     <w:rPrDefault>
       <w:rPr>
@@ -7503,14 +7016,14 @@
     <w:lsdException w:name="Unresolved Mention" w:semiHidden="1" w:unhideWhenUsed="1"/>
     <w:lsdException w:name="Smart Link" w:semiHidden="1" w:unhideWhenUsed="1"/>
   </w:latentStyles>
-  <w:style w:type="paragraph" w:default="1" w:styleId="a">
+  <w:style w:type="paragraph" w:default="1" w:styleId="Normal">
     <w:name w:val="Normal"/>
     <w:qFormat/>
   </w:style>
-  <w:style w:type="paragraph" w:styleId="1">
+  <w:style w:type="paragraph" w:styleId="Heading1">
     <w:name w:val="heading 1"/>
-    <w:basedOn w:val="a"/>
-    <w:next w:val="a"/>
+    <w:basedOn w:val="Normal"/>
+    <w:next w:val="Normal"/>
     <w:uiPriority w:val="9"/>
     <w:qFormat/>
     <w:pPr>
@@ -7525,10 +7038,10 @@
       <w:szCs w:val="48"/>
     </w:rPr>
   </w:style>
-  <w:style w:type="paragraph" w:styleId="2">
+  <w:style w:type="paragraph" w:styleId="Heading2">
     <w:name w:val="heading 2"/>
-    <w:basedOn w:val="a"/>
-    <w:next w:val="a"/>
+    <w:basedOn w:val="Normal"/>
+    <w:next w:val="Normal"/>
     <w:uiPriority w:val="9"/>
     <w:semiHidden/>
     <w:unhideWhenUsed/>
@@ -7545,10 +7058,10 @@
       <w:szCs w:val="36"/>
     </w:rPr>
   </w:style>
-  <w:style w:type="paragraph" w:styleId="3">
+  <w:style w:type="paragraph" w:styleId="Heading3">
     <w:name w:val="heading 3"/>
-    <w:basedOn w:val="a"/>
-    <w:next w:val="a"/>
+    <w:basedOn w:val="Normal"/>
+    <w:next w:val="Normal"/>
     <w:uiPriority w:val="9"/>
     <w:semiHidden/>
     <w:unhideWhenUsed/>
@@ -7565,10 +7078,10 @@
       <w:szCs w:val="28"/>
     </w:rPr>
   </w:style>
-  <w:style w:type="paragraph" w:styleId="4">
+  <w:style w:type="paragraph" w:styleId="Heading4">
     <w:name w:val="heading 4"/>
-    <w:basedOn w:val="a"/>
-    <w:next w:val="a"/>
+    <w:basedOn w:val="Normal"/>
+    <w:next w:val="Normal"/>
     <w:uiPriority w:val="9"/>
     <w:semiHidden/>
     <w:unhideWhenUsed/>
@@ -7585,10 +7098,10 @@
       <w:szCs w:val="24"/>
     </w:rPr>
   </w:style>
-  <w:style w:type="paragraph" w:styleId="5">
+  <w:style w:type="paragraph" w:styleId="Heading5">
     <w:name w:val="heading 5"/>
-    <w:basedOn w:val="a"/>
-    <w:next w:val="a"/>
+    <w:basedOn w:val="Normal"/>
+    <w:next w:val="Normal"/>
     <w:uiPriority w:val="9"/>
     <w:semiHidden/>
     <w:unhideWhenUsed/>
@@ -7603,10 +7116,10 @@
       <w:b/>
     </w:rPr>
   </w:style>
-  <w:style w:type="paragraph" w:styleId="6">
+  <w:style w:type="paragraph" w:styleId="Heading6">
     <w:name w:val="heading 6"/>
-    <w:basedOn w:val="a"/>
-    <w:next w:val="a"/>
+    <w:basedOn w:val="Normal"/>
+    <w:next w:val="Normal"/>
     <w:uiPriority w:val="9"/>
     <w:semiHidden/>
     <w:unhideWhenUsed/>
@@ -7623,13 +7136,13 @@
       <w:szCs w:val="20"/>
     </w:rPr>
   </w:style>
-  <w:style w:type="character" w:default="1" w:styleId="a0">
+  <w:style w:type="character" w:default="1" w:styleId="DefaultParagraphFont">
     <w:name w:val="Default Paragraph Font"/>
     <w:uiPriority w:val="1"/>
     <w:semiHidden/>
     <w:unhideWhenUsed/>
   </w:style>
-  <w:style w:type="table" w:default="1" w:styleId="a1">
+  <w:style w:type="table" w:default="1" w:styleId="TableNormal">
     <w:name w:val="Normal Table"/>
     <w:uiPriority w:val="99"/>
     <w:semiHidden/>
@@ -7644,13 +7157,13 @@
       </w:tblCellMar>
     </w:tblPr>
   </w:style>
-  <w:style w:type="numbering" w:default="1" w:styleId="a2">
+  <w:style w:type="numbering" w:default="1" w:styleId="NoList">
     <w:name w:val="No List"/>
     <w:uiPriority w:val="99"/>
     <w:semiHidden/>
     <w:unhideWhenUsed/>
   </w:style>
-  <w:style w:type="table" w:customStyle="1" w:styleId="TableNormal">
+  <w:style w:type="table" w:customStyle="1" w:styleId="TableNormal0">
     <w:name w:val="TableNormal"/>
     <w:tblPr>
       <w:tblCellMar>
@@ -7661,10 +7174,10 @@
       </w:tblCellMar>
     </w:tblPr>
   </w:style>
-  <w:style w:type="paragraph" w:styleId="a3">
+  <w:style w:type="paragraph" w:styleId="Title">
     <w:name w:val="Title"/>
-    <w:basedOn w:val="a"/>
-    <w:next w:val="a"/>
+    <w:basedOn w:val="Normal"/>
+    <w:next w:val="Normal"/>
     <w:uiPriority w:val="10"/>
     <w:qFormat/>
     <w:pPr>
@@ -7678,9 +7191,9 @@
       <w:szCs w:val="72"/>
     </w:rPr>
   </w:style>
-  <w:style w:type="character" w:styleId="a4">
+  <w:style w:type="character" w:styleId="Strong">
     <w:name w:val="Strong"/>
-    <w:basedOn w:val="a0"/>
+    <w:basedOn w:val="DefaultParagraphFont"/>
     <w:uiPriority w:val="22"/>
     <w:qFormat/>
     <w:rsid w:val="004E1D74"/>
@@ -7705,9 +7218,9 @@
       <w:szCs w:val="24"/>
     </w:rPr>
   </w:style>
-  <w:style w:type="paragraph" w:styleId="HTML">
+  <w:style w:type="paragraph" w:styleId="HTMLPreformatted">
     <w:name w:val="HTML Preformatted"/>
-    <w:link w:val="HTML0"/>
+    <w:link w:val="HTMLPreformattedChar"/>
     <w:uiPriority w:val="99"/>
     <w:unhideWhenUsed/>
     <w:rsid w:val="004E1D74"/>
@@ -7738,10 +7251,10 @@
       <w:szCs w:val="20"/>
     </w:rPr>
   </w:style>
-  <w:style w:type="character" w:customStyle="1" w:styleId="HTML0">
-    <w:name w:val="Стандартний HTML Знак"/>
-    <w:basedOn w:val="a0"/>
-    <w:link w:val="HTML"/>
+  <w:style w:type="character" w:customStyle="1" w:styleId="HTMLPreformattedChar">
+    <w:name w:val="HTML Preformatted Char"/>
+    <w:basedOn w:val="DefaultParagraphFont"/>
+    <w:link w:val="HTMLPreformatted"/>
     <w:uiPriority w:val="99"/>
     <w:rsid w:val="004E1D74"/>
     <w:rPr>
@@ -7750,9 +7263,9 @@
       <w:szCs w:val="20"/>
     </w:rPr>
   </w:style>
-  <w:style w:type="paragraph" w:styleId="a5">
+  <w:style w:type="paragraph" w:styleId="BalloonText">
     <w:name w:val="Balloon Text"/>
-    <w:link w:val="a6"/>
+    <w:link w:val="BalloonTextChar"/>
     <w:uiPriority w:val="99"/>
     <w:semiHidden/>
     <w:unhideWhenUsed/>
@@ -7766,10 +7279,10 @@
       <w:szCs w:val="16"/>
     </w:rPr>
   </w:style>
-  <w:style w:type="character" w:customStyle="1" w:styleId="a6">
-    <w:name w:val="Текст у виносці Знак"/>
-    <w:basedOn w:val="a0"/>
-    <w:link w:val="a5"/>
+  <w:style w:type="character" w:customStyle="1" w:styleId="BalloonTextChar">
+    <w:name w:val="Balloon Text Char"/>
+    <w:basedOn w:val="DefaultParagraphFont"/>
+    <w:link w:val="BalloonText"/>
     <w:uiPriority w:val="99"/>
     <w:semiHidden/>
     <w:rsid w:val="004E1D74"/>
@@ -7779,7 +7292,7 @@
       <w:szCs w:val="16"/>
     </w:rPr>
   </w:style>
-  <w:style w:type="paragraph" w:styleId="a7">
+  <w:style w:type="paragraph" w:styleId="NormalWeb">
     <w:name w:val="Normal (Web)"/>
     <w:uiPriority w:val="99"/>
     <w:semiHidden/>
@@ -7794,9 +7307,9 @@
       <w:szCs w:val="24"/>
     </w:rPr>
   </w:style>
-  <w:style w:type="character" w:styleId="a8">
+  <w:style w:type="character" w:styleId="Hyperlink">
     <w:name w:val="Hyperlink"/>
-    <w:basedOn w:val="a0"/>
+    <w:basedOn w:val="DefaultParagraphFont"/>
     <w:uiPriority w:val="99"/>
     <w:unhideWhenUsed/>
     <w:rsid w:val="002F0002"/>
@@ -7805,10 +7318,10 @@
       <w:u w:val="single"/>
     </w:rPr>
   </w:style>
-  <w:style w:type="paragraph" w:styleId="a9">
+  <w:style w:type="paragraph" w:styleId="Subtitle">
     <w:name w:val="Subtitle"/>
-    <w:basedOn w:val="a"/>
-    <w:next w:val="a"/>
+    <w:basedOn w:val="Normal"/>
+    <w:next w:val="Normal"/>
     <w:uiPriority w:val="11"/>
     <w:qFormat/>
     <w:pPr>
